--- a/rdm6300-picorv32-rom-data/document/temp/Bao_Cao_Do_An_RDM6300_PicoRV32_SoC.docx
+++ b/rdm6300-picorv32-rom-data/document/temp/Bao_Cao_Do_An_RDM6300_PicoRV32_SoC.docx
@@ -89,7 +89,7 @@
           <w:color w:val="464646"/>
           <w:sz w:val="19"/>
         </w:rPr>
-        <w:t>Tài liệu tham chiếu dự án: Repository rdm6300-picorv32-rom-data; cấu hình vật lý config.json; báo cáo ký duyệt Sign-off Antenna / DRC / LVS / STA (OpenLane 2 - SkyWater Sky130A, run RUN_2026-09-27_21-51-11) và kết quả đo đạc thực nghiệm trên nền tảng demo FPGA Basys 3</w:t>
+        <w:t>Tài liệu tham chiếu dự án: Repository rdm6300-picorv32-rom-data; cấu hình vật lý config.json; báo cáo ký duyệt Sign-off Antenna / DRC / LVS / STA (OpenLane 2 - SkyWater Sky130A, run RUN_2026-10-02_02-43-19) và kết quả đo đạc thực nghiệm trên nền tảng demo FPGA Basys 3</w:t>
       </w:r>
     </w:p>
     <w:p>
@@ -844,7 +844,7 @@
           <w:color w:val="000000"/>
           <w:sz w:val="20"/>
         </w:rPr>
-        <w:t>5.2. Trực quan hóa layout vật lý trên công cụ OpenROAD (Openroad_1.png)</w:t>
+        <w:t>5.2. Trực quan hóa layout vật lý trên công cụ OpenROAD (OpenROAD.png)</w:t>
       </w:r>
       <w:r>
         <w:rPr>
@@ -2467,7 +2467,7 @@
           <w:color w:val="000000"/>
           <w:sz w:val="22"/>
         </w:rPr>
-        <w:t>Sau khi có bản đặc tả chức năng firmware, khối xử lý trung tâm được hiện thực bằng ngôn ngữ Verilog RTL:</w:t>
+        <w:t>Sau khi có bản đặc tả chức năng firmware, toàn bộ mã nguồn phần cứng Verilog RTL được chuẩn hóa và phân chia khoa học thành 3 khu vực chức năng riêng biệt:</w:t>
       </w:r>
     </w:p>
     <w:p>
@@ -2483,7 +2483,111 @@
           <w:color w:val="000000"/>
           <w:sz w:val="22"/>
         </w:rPr>
-        <w:t xml:space="preserve">Nhân vi xử lý PicoRV32 (rtl/picorv32.v): </w:t>
+        <w:t xml:space="preserve">Khu vực 1 - Lõi hệ thống (rtl/core/): </w:t>
+      </w:r>
+      <w:r>
+        <w:rPr>
+          <w:rFonts w:ascii="Times New Roman" w:hAnsi="Times New Roman"/>
+          <w:b w:val="0"/>
+          <w:i w:val="0"/>
+          <w:color w:val="000000"/>
+          <w:sz w:val="22"/>
+        </w:rPr>
+        <w:t>Bao gồm nhân CPU PicoRV32 (rtl/core/picorv32.v), bộ nhớ 1KB Data SRAM (rtl/core/data_sram.v), khối trọng tài bus nội bộ (rtl/core/soc_interconnect.v), bộ điều khiển SPI Flash (rtl/core/spimemio.v), ngoại vi GPIO LED (rtl/core/soc_gpio_mmio.v) và khối đồng bộ 2 tầng Flip-Flop (rtl/core/sync_2ff.v).</w:t>
+      </w:r>
+    </w:p>
+    <w:p>
+      <w:pPr>
+        <w:pStyle w:val="ListBullet"/>
+        <w:spacing w:before="30" w:after="50" w:line="276" w:lineRule="auto"/>
+      </w:pPr>
+      <w:r>
+        <w:rPr>
+          <w:rFonts w:ascii="Times New Roman" w:hAnsi="Times New Roman"/>
+          <w:b/>
+          <w:i w:val="0"/>
+          <w:color w:val="000000"/>
+          <w:sz w:val="22"/>
+        </w:rPr>
+        <w:t xml:space="preserve">Khu vực 2 - Ngoại vi RFID RDM6300 (rtl/rdm6300/): </w:t>
+      </w:r>
+      <w:r>
+        <w:rPr>
+          <w:rFonts w:ascii="Times New Roman" w:hAnsi="Times New Roman"/>
+          <w:b w:val="0"/>
+          <w:i w:val="0"/>
+          <w:color w:val="000000"/>
+          <w:sz w:val="22"/>
+        </w:rPr>
+        <w:t>Bao gồm bộ giải mã khung thẻ tự trị (rtl/rdm6300/rdm6300_frame_decoder.v), bộ thu UART 9600 baud (rtl/rdm6300/uart_rx.v) và mô-đun ánh xạ MMIO (rtl/rdm6300/rdm6300_mmio.v).</w:t>
+      </w:r>
+    </w:p>
+    <w:p>
+      <w:pPr>
+        <w:pStyle w:val="ListBullet"/>
+        <w:spacing w:before="30" w:after="50" w:line="276" w:lineRule="auto"/>
+      </w:pPr>
+      <w:r>
+        <w:rPr>
+          <w:rFonts w:ascii="Times New Roman" w:hAnsi="Times New Roman"/>
+          <w:b/>
+          <w:i w:val="0"/>
+          <w:color w:val="000000"/>
+          <w:sz w:val="22"/>
+        </w:rPr>
+        <w:t xml:space="preserve">Khu vực 3 - Ngoại vi giao tiếp Host PC (rtl/host/): </w:t>
+      </w:r>
+      <w:r>
+        <w:rPr>
+          <w:rFonts w:ascii="Times New Roman" w:hAnsi="Times New Roman"/>
+          <w:b w:val="0"/>
+          <w:i w:val="0"/>
+          <w:color w:val="000000"/>
+          <w:sz w:val="22"/>
+        </w:rPr>
+        <w:t>Bao gồm lõi UART nối tiếp (rtl/host/simpleuart.v), hai bộ đệm phần cứng FIFO 32-byte (rtl/host/sync_fifo.v), bộ điều khiển tích hợp FIFO (rtl/host/simpleuart_fifo.v) và mô-đun ánh xạ MMIO (rtl/host/host_uart_mmio.v).</w:t>
+      </w:r>
+    </w:p>
+    <w:p>
+      <w:pPr>
+        <w:pStyle w:val="ListBullet"/>
+        <w:spacing w:before="30" w:after="50" w:line="276" w:lineRule="auto"/>
+      </w:pPr>
+      <w:r>
+        <w:rPr>
+          <w:rFonts w:ascii="Times New Roman" w:hAnsi="Times New Roman"/>
+          <w:b/>
+          <w:i w:val="0"/>
+          <w:color w:val="000000"/>
+          <w:sz w:val="22"/>
+        </w:rPr>
+        <w:t xml:space="preserve">Mô-đun mức đỉnh SoC (rtl/rdm6300_picorv32_soc.v): </w:t>
+      </w:r>
+      <w:r>
+        <w:rPr>
+          <w:rFonts w:ascii="Times New Roman" w:hAnsi="Times New Roman"/>
+          <w:b w:val="0"/>
+          <w:i w:val="0"/>
+          <w:color w:val="000000"/>
+          <w:sz w:val="22"/>
+        </w:rPr>
+        <w:t>Được đặt trực tiếp tại thư mục rtl/ đóng vai trò Top-Level tích hợp, nối dây và phân phối xung nhịp/reset giữa 3 khu vực chức năng.</w:t>
+      </w:r>
+    </w:p>
+    <w:p>
+      <w:pPr>
+        <w:pStyle w:val="ListBullet"/>
+        <w:spacing w:before="30" w:after="50" w:line="276" w:lineRule="auto"/>
+      </w:pPr>
+      <w:r>
+        <w:rPr>
+          <w:rFonts w:ascii="Times New Roman" w:hAnsi="Times New Roman"/>
+          <w:b/>
+          <w:i w:val="0"/>
+          <w:color w:val="000000"/>
+          <w:sz w:val="22"/>
+        </w:rPr>
+        <w:t xml:space="preserve">Nhân vi xử lý PicoRV32 (rtl/core/picorv32.v): </w:t>
       </w:r>
       <w:r>
         <w:rPr>
@@ -2509,7 +2613,7 @@
           <w:color w:val="000000"/>
           <w:sz w:val="22"/>
         </w:rPr>
-        <w:t xml:space="preserve">Bộ nhớ On-Chip 1KB Data SRAM (rtl/data_sram.v): </w:t>
+        <w:t xml:space="preserve">Bộ nhớ On-Chip 1KB Data SRAM (rtl/core/data_sram.v): </w:t>
       </w:r>
       <w:r>
         <w:rPr>
@@ -2557,7 +2661,7 @@
       <w:r>
         <w:drawing>
           <wp:inline xmlns:a="http://schemas.openxmlformats.org/drawingml/2006/main" xmlns:pic="http://schemas.openxmlformats.org/drawingml/2006/picture">
-            <wp:extent cx="5623560" cy="3130302"/>
+            <wp:extent cx="5623560" cy="3274478"/>
             <wp:docPr id="1" name="Picture 1"/>
             <wp:cNvGraphicFramePr>
               <a:graphicFrameLocks noChangeAspect="1"/>
@@ -2578,7 +2682,7 @@
                   <pic:spPr>
                     <a:xfrm>
                       <a:off x="0" y="0"/>
-                      <a:ext cx="5623560" cy="3130302"/>
+                      <a:ext cx="5623560" cy="3274478"/>
                     </a:xfrm>
                     <a:prstGeom prst="rect"/>
                   </pic:spPr>
@@ -2634,7 +2738,7 @@
           <w:color w:val="000000"/>
           <w:sz w:val="22"/>
         </w:rPr>
-        <w:t>Khối điều khiển Flash (rtl/spimemio.v) là cầu nối giữa bus MMIO của CPU và chip Flash SPI ngoài:</w:t>
+        <w:t>Khối điều khiển Flash (rtl/core/spimemio.v) là cầu nối giữa bus MMIO của CPU và chip Flash SPI ngoài:</w:t>
       </w:r>
     </w:p>
     <w:p>
@@ -2749,7 +2853,7 @@
           <w:color w:val="000000"/>
           <w:sz w:val="22"/>
         </w:rPr>
-        <w:t>Để đảm bảo hệ thống không bao giờ bị rơi rụng dữ liệu thẻ và không làm nghẽn bus xử lý, các ngoại vi giao tiếp được thiết kế độc lập và trang bị bộ đệm phần cứng:</w:t>
+        <w:t>Để đảm bảo hệ thống không bao giờ bị rơi rụng dữ liệu thẻ và không làm nghẽn bus xử lý, các ngoại vi giao tiếp được thiết kế thành các khối mô-đun độc lập và trang bị bộ đệm phần cứng:</w:t>
       </w:r>
     </w:p>
     <w:p>
@@ -2765,7 +2869,7 @@
           <w:color w:val="000000"/>
           <w:sz w:val="22"/>
         </w:rPr>
-        <w:t xml:space="preserve">1. Chuỗi giải mã phần cứng RDM6300 (Hình 2): </w:t>
+        <w:t xml:space="preserve">1. Mô-đun giải mã phần cứng RDM6300 (rtl/rdm6300/rdm6300_mmio.v - Slave 2, Hình 2a): </w:t>
       </w:r>
       <w:r>
         <w:rPr>
@@ -2775,7 +2879,7 @@
           <w:color w:val="000000"/>
           <w:sz w:val="22"/>
         </w:rPr>
-        <w:t>Bao gồm tầng khử bất ổn định 2-FF (sync_2ff.v), bộ thu UART 9600 baud (uart_rx.v) và máy trạng thái FSM giải mã khung (rdm6300_frame_decoder.v). FSM tự động lọc STX (0x02), thu thập 10 ký tự ASCII dữ liệu thẻ, chuyển đổi tổ hợp sang 5 byte Hex nhị phân, tính toán Checksum XOR song song trong phần cứng và đối chiếu với 2 byte Checksum nhận được. Nếu khớp, cờ card_valid bật lên 1 và chốt 40-bit UID vào thanh ghi REG_RFID_TAG_HI/LO.</w:t>
+        <w:t>Bao gồm tầng khử bất ổn định 2-FF (rtl/core/sync_2ff.v), bộ thu UART 9600 baud (rtl/rdm6300/uart_rx.v) và máy trạng thái FSM giải mã khung (rtl/rdm6300/rdm6300_frame_decoder.v). FSM tự động lọc STX (0x02), thu thập 10 ký tự ASCII dữ liệu thẻ, chuyển đổi tổ hợp sang 5 byte Hex nhị phân, tính toán Checksum XOR song song trong phần cứng và đối chiếu với 2 byte Checksum nhận được. Nếu khớp, cờ card_valid bật lên 1 và chốt 40-bit UID vào thanh ghi REG_RFID_TAG_HI/LO (0x1000_0000 - 0x1000_0008).</w:t>
       </w:r>
     </w:p>
     <w:p>
@@ -2791,7 +2895,7 @@
           <w:color w:val="000000"/>
           <w:sz w:val="22"/>
         </w:rPr>
-        <w:t xml:space="preserve">2. Khối UART giao tiếp máy tính tích hợp FIFO (simpleuart_fifo.v): </w:t>
+        <w:t xml:space="preserve">2. Mô-đun UART giao tiếp máy tính tích hợp FIFO (rtl/host/host_uart_mmio.v - Slave 3, Hình 2b): </w:t>
       </w:r>
       <w:r>
         <w:rPr>
@@ -2801,7 +2905,7 @@
           <w:color w:val="000000"/>
           <w:sz w:val="22"/>
         </w:rPr>
-        <w:t>Tích hợp 2 bộ đệm FIFO phần cứng độc lập (sync_fifo.v) cho cả chiều nhận RX và chiều phát TX. Bộ đệm FIFO giúp máy tính có thể truyền chuỗi lệnh tốc độ cao mà không làm tràn bộ đệm khi PicoRV32 đang bận thực hiện chu kỳ xóa/ghi Flash.</w:t>
+        <w:t>Tích hợp lõi UART (rtl/host/simpleuart.v) và 2 bộ đệm FIFO phần cứng độc lập 32 byte (rtl/host/sync_fifo.v) cho cả chiều nhận RX và chiều phát TX. Bộ đệm FIFO giúp máy tính có thể truyền chuỗi lệnh tốc độ cao mà không làm tràn bộ đệm khi PicoRV32 đang bận thực hiện chu kỳ xóa/ghi Flash, ánh xạ qua các thanh ghi baud divisor và data tại 0x3000_0000 - 0x3000_0004.</w:t>
       </w:r>
     </w:p>
     <w:p>
@@ -2817,7 +2921,7 @@
           <w:color w:val="000000"/>
           <w:sz w:val="22"/>
         </w:rPr>
-        <w:t xml:space="preserve">3. Khối GPIO điều khiển LED: </w:t>
+        <w:t xml:space="preserve">3. Mô-đun GPIO điều khiển LED (rtl/core/soc_gpio_mmio.v - Slave 4): </w:t>
       </w:r>
       <w:r>
         <w:rPr>
@@ -2827,7 +2931,7 @@
           <w:color w:val="000000"/>
           <w:sz w:val="22"/>
         </w:rPr>
-        <w:t>Ánh xạ địa chỉ 0x4000_0000 điều khiển 16 LED hiển thị trực quan các trạng thái nhịp tim hệ thống (Heartbeat), trạng thái bận Flash và kết quả xác thực thẻ.</w:t>
+        <w:t>Ánh xạ địa chỉ 0x4000_0000 điều khiển 16 LED hiển thị trực quan các trạng thái nhịp tim hệ thống (Heartbeat 1Hz), trạng thái bận Flash và kết quả xác thực thẻ.</w:t>
       </w:r>
     </w:p>
     <w:p>
@@ -2844,7 +2948,7 @@
       <w:r>
         <w:drawing>
           <wp:inline xmlns:a="http://schemas.openxmlformats.org/drawingml/2006/main" xmlns:pic="http://schemas.openxmlformats.org/drawingml/2006/picture">
-            <wp:extent cx="4892040" cy="8396785"/>
+            <wp:extent cx="4892040" cy="6988629"/>
             <wp:docPr id="2" name="Picture 2"/>
             <wp:cNvGraphicFramePr>
               <a:graphicFrameLocks noChangeAspect="1"/>
@@ -2853,7 +2957,7 @@
               <a:graphicData uri="http://schemas.openxmlformats.org/drawingml/2006/picture">
                 <pic:pic>
                   <pic:nvPicPr>
-                    <pic:cNvPr id="0" name="fig2_rdm6300_subsystem.png"/>
+                    <pic:cNvPr id="0" name="fig2a_rdm6300_subsystem.png"/>
                     <pic:cNvPicPr/>
                   </pic:nvPicPr>
                   <pic:blipFill>
@@ -2865,7 +2969,7 @@
                   <pic:spPr>
                     <a:xfrm>
                       <a:off x="0" y="0"/>
-                      <a:ext cx="4892040" cy="8396785"/>
+                      <a:ext cx="4892040" cy="6988629"/>
                     </a:xfrm>
                     <a:prstGeom prst="rect"/>
                   </pic:spPr>
@@ -2889,7 +2993,69 @@
           <w:color w:val="000000"/>
           <w:sz w:val="19"/>
         </w:rPr>
-        <w:t>Hình 2. Sơ đồ khối chi tiết đường ống 5 giai đoạn thu nhận và giải mã phần cứng thẻ RFID RDM6300</w:t>
+        <w:t>Hình 2a. Sơ đồ khối chi tiết đường ống 5 giai đoạn thu nhận và giải mã phần cứng thẻ RFID RDM6300 (rtl/rdm6300_mmio.v - Slave 2)</w:t>
+      </w:r>
+    </w:p>
+    <w:p>
+      <w:r>
+        <w:br w:type="page"/>
+      </w:r>
+    </w:p>
+    <w:p>
+      <w:pPr>
+        <w:keepNext/>
+        <w:spacing w:before="0" w:after="40"/>
+        <w:jc w:val="center"/>
+      </w:pPr>
+      <w:r>
+        <w:drawing>
+          <wp:inline xmlns:a="http://schemas.openxmlformats.org/drawingml/2006/main" xmlns:pic="http://schemas.openxmlformats.org/drawingml/2006/picture">
+            <wp:extent cx="4892040" cy="6988629"/>
+            <wp:docPr id="3" name="Picture 3"/>
+            <wp:cNvGraphicFramePr>
+              <a:graphicFrameLocks noChangeAspect="1"/>
+            </wp:cNvGraphicFramePr>
+            <a:graphic>
+              <a:graphicData uri="http://schemas.openxmlformats.org/drawingml/2006/picture">
+                <pic:pic>
+                  <pic:nvPicPr>
+                    <pic:cNvPr id="0" name="fig2b_host_uart_subsystem.png"/>
+                    <pic:cNvPicPr/>
+                  </pic:nvPicPr>
+                  <pic:blipFill>
+                    <a:blip r:embed="rId13"/>
+                    <a:stretch>
+                      <a:fillRect/>
+                    </a:stretch>
+                  </pic:blipFill>
+                  <pic:spPr>
+                    <a:xfrm>
+                      <a:off x="0" y="0"/>
+                      <a:ext cx="4892040" cy="6988629"/>
+                    </a:xfrm>
+                    <a:prstGeom prst="rect"/>
+                  </pic:spPr>
+                </pic:pic>
+              </a:graphicData>
+            </a:graphic>
+          </wp:inline>
+        </w:drawing>
+      </w:r>
+    </w:p>
+    <w:p>
+      <w:pPr>
+        <w:spacing w:before="60" w:after="160"/>
+        <w:jc w:val="center"/>
+      </w:pPr>
+      <w:r>
+        <w:rPr>
+          <w:rFonts w:ascii="Times New Roman" w:hAnsi="Times New Roman"/>
+          <w:b w:val="0"/>
+          <w:i/>
+          <w:color w:val="000000"/>
+          <w:sz w:val="19"/>
+        </w:rPr>
+        <w:t>Hình 2b. Sơ đồ khối chi tiết khối giao tiếp UART Host PC tích hợp bộ đệm phần cứng FIFO 32 Byte (rtl/host_uart_mmio.v - Slave 3)</w:t>
       </w:r>
     </w:p>
     <w:p>
@@ -2926,7 +3092,7 @@
           <w:color w:val="000000"/>
           <w:sz w:val="22"/>
         </w:rPr>
-        <w:t>Tại tệp top-level rdm6300_picorv32_soc.v, toàn bộ CPU, bộ nhớ và các ngoại vi được kết nối thông qua bộ giải mã địa chỉ bus MMIO Address Decoder:</w:t>
+        <w:t>Tại tệp top-level rdm6300_picorv32_soc.v, kiến trúc SoC được phân rã thành các khối mô-đun chuẩn mực: CPU PicoRV32 đóng vai trò Bus Master, bộ liên kết bus soc_interconnect.v đóng vai trò bộ giải mã địa chỉ và ghép bus (Address Decoder &amp; Mux), định tuyến dữ liệu trực tiếp tới 5 khối ngoại vi/bộ nhớ Slaves độc lập:</w:t>
       </w:r>
     </w:p>
     <w:tbl>
@@ -3007,7 +3173,7 @@
                 <w:color w:val="000000"/>
                 <w:sz w:val="18"/>
               </w:rPr>
-              <w:t>Ngoại vi / Chức năng</w:t>
+              <w:t>Khối Slave &amp; Ngoại vi</w:t>
             </w:r>
           </w:p>
         </w:tc>
@@ -3095,7 +3261,7 @@
                 <w:color w:val="000000"/>
                 <w:sz w:val="18"/>
               </w:rPr>
-              <w:t>1KB Data SRAM (data_sram.v)</w:t>
+              <w:t>Slave 0: 1KB Data SRAM (data_sram.v)</w:t>
             </w:r>
           </w:p>
         </w:tc>
@@ -3179,7 +3345,7 @@
                 <w:color w:val="000000"/>
                 <w:sz w:val="18"/>
               </w:rPr>
-              <w:t>15MB Flash XIP (spimemio.v)</w:t>
+              <w:t>Slave 1: 15MB Flash XIP (spimemio.v)</w:t>
             </w:r>
           </w:p>
         </w:tc>
@@ -3264,7 +3430,7 @@
                 <w:color w:val="000000"/>
                 <w:sz w:val="18"/>
               </w:rPr>
-              <w:t>SPIMEMIO Config &amp; Bit-Bang</w:t>
+              <w:t>Slave 1: SPIMEMIO Config &amp; Bit-Bang</w:t>
             </w:r>
           </w:p>
         </w:tc>
@@ -3348,7 +3514,7 @@
                 <w:color w:val="000000"/>
                 <w:sz w:val="18"/>
               </w:rPr>
-              <w:t>REG_RFID_STATUS</w:t>
+              <w:t>Slave 2: REG_RFID_STATUS (rdm6300_mmio.v)</w:t>
             </w:r>
           </w:p>
         </w:tc>
@@ -3433,7 +3599,7 @@
                 <w:color w:val="000000"/>
                 <w:sz w:val="18"/>
               </w:rPr>
-              <w:t>REG_RFID_TAG_HI</w:t>
+              <w:t>Slave 2: REG_RFID_TAG_HI (rdm6300_mmio.v)</w:t>
             </w:r>
           </w:p>
         </w:tc>
@@ -3517,7 +3683,7 @@
                 <w:color w:val="000000"/>
                 <w:sz w:val="18"/>
               </w:rPr>
-              <w:t>REG_RFID_TAG_LO</w:t>
+              <w:t>Slave 2: REG_RFID_TAG_LO (rdm6300_mmio.v)</w:t>
             </w:r>
           </w:p>
         </w:tc>
@@ -3602,7 +3768,7 @@
                 <w:color w:val="000000"/>
                 <w:sz w:val="18"/>
               </w:rPr>
-              <w:t>Host UART Baud Divisor</w:t>
+              <w:t>Slave 3: Host UART Divisor (host_uart_mmio.v)</w:t>
             </w:r>
           </w:p>
         </w:tc>
@@ -3686,7 +3852,7 @@
                 <w:color w:val="000000"/>
                 <w:sz w:val="18"/>
               </w:rPr>
-              <w:t>Host UART Data RX/TX</w:t>
+              <w:t>Slave 3: Host UART Data (host_uart_mmio.v)</w:t>
             </w:r>
           </w:p>
         </w:tc>
@@ -3712,7 +3878,7 @@
                 <w:color w:val="000000"/>
                 <w:sz w:val="18"/>
               </w:rPr>
-              <w:t>Ghi byte để phát lên máy tính; đọc byte máy tính gửi xuống (có đệm FIFO RX/TX).</w:t>
+              <w:t>Ghi byte để phát lên máy tính; đọc byte máy tính gửi xuống (có đệm FIFO 32B RX/TX).</w:t>
             </w:r>
           </w:p>
         </w:tc>
@@ -3771,7 +3937,7 @@
                 <w:color w:val="000000"/>
                 <w:sz w:val="18"/>
               </w:rPr>
-              <w:t>GPIO / Status LEDs</w:t>
+              <w:t>Slave 4: GPIO / Status LEDs (soc_gpio_mmio.v)</w:t>
             </w:r>
           </w:p>
         </w:tc>
@@ -3821,6 +3987,412 @@
       </w:r>
     </w:p>
     <w:p>
+      <w:pPr>
+        <w:keepNext/>
+        <w:spacing w:before="120" w:after="40"/>
+      </w:pPr>
+      <w:r>
+        <w:rPr>
+          <w:rFonts w:ascii="Times New Roman" w:hAnsi="Times New Roman"/>
+          <w:b/>
+          <w:i/>
+          <w:color w:val="000000"/>
+          <w:sz w:val="22"/>
+        </w:rPr>
+        <w:t>3.6.1. Cơ chế liên kết bus phần cứng và chu trình thực thi qua hai chặng (soc_interconnect.v)</w:t>
+      </w:r>
+    </w:p>
+    <w:p>
+      <w:pPr>
+        <w:spacing w:before="0" w:after="90" w:line="276" w:lineRule="auto"/>
+        <w:jc w:val="left"/>
+      </w:pPr>
+      <w:r>
+        <w:rPr>
+          <w:rFonts w:ascii="Times New Roman" w:hAnsi="Times New Roman"/>
+          <w:b w:val="0"/>
+          <w:i w:val="0"/>
+          <w:color w:val="000000"/>
+          <w:sz w:val="22"/>
+        </w:rPr>
+        <w:t>Trong thiết kế vi mạch số rdm6300_picorv32_soc.v, CPU PicoRV32, bộ giải mã bus soc_interconnect, bộ điều khiển SPI Flash (spimemio) và bộ nhớ 1KB Data SRAM (data_sram) được liên kết vật lý thông qua các đường dây wire trung gian. Mỗi chu trình thực thi một lệnh firmware (ví dụ lệnh lw a0, 0(sp) nạp từ Flash tại PC = 0x0025_0000 để đọc giá trị từ đỉnh Stack SRAM 0x0000_03F0) diễn ra chính xác qua hai chặng độc lập:</w:t>
+      </w:r>
+    </w:p>
+    <w:p>
+      <w:pPr>
+        <w:pStyle w:val="ListBullet"/>
+        <w:spacing w:before="30" w:after="50" w:line="276" w:lineRule="auto"/>
+      </w:pPr>
+      <w:r>
+        <w:rPr>
+          <w:rFonts w:ascii="Times New Roman" w:hAnsi="Times New Roman"/>
+          <w:b/>
+          <w:i w:val="0"/>
+          <w:color w:val="000000"/>
+          <w:sz w:val="22"/>
+        </w:rPr>
+        <w:t xml:space="preserve">1. Chặng 1: Nạp mã lệnh từ SPI Flash qua bus (Instruction Fetch - XIP): </w:t>
+      </w:r>
+      <w:r>
+        <w:rPr>
+          <w:rFonts w:ascii="Times New Roman" w:hAnsi="Times New Roman"/>
+          <w:b w:val="0"/>
+          <w:i w:val="0"/>
+          <w:color w:val="000000"/>
+          <w:sz w:val="22"/>
+        </w:rPr>
+        <w:t>Chu trình nạp lệnh từ Flash chip W25Q128 diễn ra qua 4 bước tuần tự với cấu trúc liên kết dây tín hiệu:</w:t>
+      </w:r>
+    </w:p>
+    <w:p>
+      <w:pPr>
+        <w:pStyle w:val="ListBullet"/>
+        <w:spacing w:before="30" w:after="50" w:line="276" w:lineRule="auto"/>
+      </w:pPr>
+      <w:r>
+        <w:rPr>
+          <w:rFonts w:ascii="Times New Roman" w:hAnsi="Times New Roman"/>
+          <w:b/>
+          <w:i w:val="0"/>
+          <w:color w:val="000000"/>
+          <w:sz w:val="22"/>
+        </w:rPr>
+        <w:t xml:space="preserve">  • Bước 1 (CPU phát yêu cầu): </w:t>
+      </w:r>
+      <w:r>
+        <w:rPr>
+          <w:rFonts w:ascii="Times New Roman" w:hAnsi="Times New Roman"/>
+          <w:b w:val="0"/>
+          <w:i w:val="0"/>
+          <w:color w:val="000000"/>
+          <w:sz w:val="22"/>
+        </w:rPr>
+        <w:t>rdm6300_picorv32_soc.v#mem_valid, #mem_addr (picorv32, soc_interconnect) — CPU đưa mem_valid=1, mem_instr=1, địa chỉ PC=0x0025_0000 lên bus.</w:t>
+      </w:r>
+    </w:p>
+    <w:p>
+      <w:pPr>
+        <w:pStyle w:val="ListBullet"/>
+        <w:spacing w:before="30" w:after="50" w:line="276" w:lineRule="auto"/>
+      </w:pPr>
+      <w:r>
+        <w:rPr>
+          <w:rFonts w:ascii="Times New Roman" w:hAnsi="Times New Roman"/>
+          <w:b/>
+          <w:i w:val="0"/>
+          <w:color w:val="000000"/>
+          <w:sz w:val="22"/>
+        </w:rPr>
+        <w:t xml:space="preserve">  • Bước 2 (Giải mã địa chỉ trúng Flash): </w:t>
+      </w:r>
+      <w:r>
+        <w:rPr>
+          <w:rFonts w:ascii="Times New Roman" w:hAnsi="Times New Roman"/>
+          <w:b w:val="0"/>
+          <w:i w:val="0"/>
+          <w:color w:val="000000"/>
+          <w:sz w:val="22"/>
+        </w:rPr>
+        <w:t>rdm6300_picorv32_soc.v#sel_spimem (soc_interconnect, spimemio) — soc_interconnect so khớp địa chỉ trong dải 0x0010_0000..0x00FF_FFFF và kích hoạt sel_spimem=1 (khối SRAM nghỉ ngơi với sel_sram=0).</w:t>
+      </w:r>
+    </w:p>
+    <w:p>
+      <w:pPr>
+        <w:pStyle w:val="ListBullet"/>
+        <w:spacing w:before="30" w:after="50" w:line="276" w:lineRule="auto"/>
+      </w:pPr>
+      <w:r>
+        <w:rPr>
+          <w:rFonts w:ascii="Times New Roman" w:hAnsi="Times New Roman"/>
+          <w:b/>
+          <w:i w:val="0"/>
+          <w:color w:val="000000"/>
+          <w:sz w:val="22"/>
+        </w:rPr>
+        <w:t xml:space="preserve">  • Bước 3 (Flash trả về 4 byte mã máy): </w:t>
+      </w:r>
+      <w:r>
+        <w:rPr>
+          <w:rFonts w:ascii="Times New Roman" w:hAnsi="Times New Roman"/>
+          <w:b w:val="0"/>
+          <w:i w:val="0"/>
+          <w:color w:val="000000"/>
+          <w:sz w:val="22"/>
+        </w:rPr>
+        <w:t>rdm6300_picorv32_soc.v#spimem_rdata, #spimem_ready (spimemio, soc_interconnect) — spimemio đọc xong 4 byte từ chip Flash qua giao thức SPI và báo spimem_ready=1.</w:t>
+      </w:r>
+    </w:p>
+    <w:p>
+      <w:pPr>
+        <w:pStyle w:val="ListBullet"/>
+        <w:spacing w:before="30" w:after="50" w:line="276" w:lineRule="auto"/>
+      </w:pPr>
+      <w:r>
+        <w:rPr>
+          <w:rFonts w:ascii="Times New Roman" w:hAnsi="Times New Roman"/>
+          <w:b/>
+          <w:i w:val="0"/>
+          <w:color w:val="000000"/>
+          <w:sz w:val="22"/>
+        </w:rPr>
+        <w:t xml:space="preserve">  • Bước 4 (Ghép bus trả mã lệnh về CPU): </w:t>
+      </w:r>
+      <w:r>
+        <w:rPr>
+          <w:rFonts w:ascii="Times New Roman" w:hAnsi="Times New Roman"/>
+          <w:b w:val="0"/>
+          <w:i w:val="0"/>
+          <w:color w:val="000000"/>
+          <w:sz w:val="22"/>
+        </w:rPr>
+        <w:t>rdm6300_picorv32_soc.v#mem_rdata, #mem_ready (soc_interconnect, picorv32) — soc_interconnect đưa dữ liệu vào mem_rdata và kích hoạt mem_ready=1 để CPU chốt mã máy lệnh lw.</w:t>
+      </w:r>
+    </w:p>
+    <w:p>
+      <w:pPr>
+        <w:keepNext/>
+        <w:spacing w:before="80" w:after="40"/>
+        <w:jc w:val="center"/>
+      </w:pPr>
+      <w:r>
+        <w:drawing>
+          <wp:inline xmlns:a="http://schemas.openxmlformats.org/drawingml/2006/main" xmlns:pic="http://schemas.openxmlformats.org/drawingml/2006/picture">
+            <wp:extent cx="5715000" cy="5921375"/>
+            <wp:docPr id="4" name="Picture 4"/>
+            <wp:cNvGraphicFramePr>
+              <a:graphicFrameLocks noChangeAspect="1"/>
+            </wp:cNvGraphicFramePr>
+            <a:graphic>
+              <a:graphicData uri="http://schemas.openxmlformats.org/drawingml/2006/picture">
+                <pic:pic>
+                  <pic:nvPicPr>
+                    <pic:cNvPr id="0" name="fig2_phase1_instruction_fetch.png"/>
+                    <pic:cNvPicPr/>
+                  </pic:nvPicPr>
+                  <pic:blipFill>
+                    <a:blip r:embed="rId14"/>
+                    <a:stretch>
+                      <a:fillRect/>
+                    </a:stretch>
+                  </pic:blipFill>
+                  <pic:spPr>
+                    <a:xfrm>
+                      <a:off x="0" y="0"/>
+                      <a:ext cx="5715000" cy="5921375"/>
+                    </a:xfrm>
+                    <a:prstGeom prst="rect"/>
+                  </pic:spPr>
+                </pic:pic>
+              </a:graphicData>
+            </a:graphic>
+          </wp:inline>
+        </w:drawing>
+      </w:r>
+    </w:p>
+    <w:p>
+      <w:pPr>
+        <w:spacing w:before="60" w:after="160"/>
+        <w:jc w:val="center"/>
+      </w:pPr>
+      <w:r>
+        <w:rPr>
+          <w:rFonts w:ascii="Times New Roman" w:hAnsi="Times New Roman"/>
+          <w:b w:val="0"/>
+          <w:i/>
+          <w:color w:val="000000"/>
+          <w:sz w:val="19"/>
+        </w:rPr>
+        <w:t>Hình 3. Sơ đồ tuần tự tín hiệu Chặng 1: Nạp mã lệnh từ Flash qua bus soc_interconnect (Instruction Fetch - XIP)</w:t>
+      </w:r>
+    </w:p>
+    <w:p>
+      <w:pPr>
+        <w:pStyle w:val="ListBullet"/>
+        <w:spacing w:before="30" w:after="50" w:line="276" w:lineRule="auto"/>
+      </w:pPr>
+      <w:r>
+        <w:rPr>
+          <w:rFonts w:ascii="Times New Roman" w:hAnsi="Times New Roman"/>
+          <w:b/>
+          <w:i w:val="0"/>
+          <w:color w:val="000000"/>
+          <w:sz w:val="22"/>
+        </w:rPr>
+        <w:t xml:space="preserve">2. Chặng 2: Truy xuất đọc dữ liệu biến và ngăn xếp từ 1KB SRAM (Data Memory Access): </w:t>
+      </w:r>
+      <w:r>
+        <w:rPr>
+          <w:rFonts w:ascii="Times New Roman" w:hAnsi="Times New Roman"/>
+          <w:b w:val="0"/>
+          <w:i w:val="0"/>
+          <w:color w:val="000000"/>
+          <w:sz w:val="22"/>
+        </w:rPr>
+        <w:t>Chu trình đọc dữ liệu thực thi lệnh lw a0, 0(sp) diễn ra qua 4 bước tuần tự với cấu trúc liên kết dây tín hiệu:</w:t>
+      </w:r>
+    </w:p>
+    <w:p>
+      <w:pPr>
+        <w:pStyle w:val="ListBullet"/>
+        <w:spacing w:before="30" w:after="50" w:line="276" w:lineRule="auto"/>
+      </w:pPr>
+      <w:r>
+        <w:rPr>
+          <w:rFonts w:ascii="Times New Roman" w:hAnsi="Times New Roman"/>
+          <w:b/>
+          <w:i w:val="0"/>
+          <w:color w:val="000000"/>
+          <w:sz w:val="22"/>
+        </w:rPr>
+        <w:t xml:space="preserve">  • Bước 1 (CPU phát yêu cầu đọc dữ liệu): </w:t>
+      </w:r>
+      <w:r>
+        <w:rPr>
+          <w:rFonts w:ascii="Times New Roman" w:hAnsi="Times New Roman"/>
+          <w:b w:val="0"/>
+          <w:i w:val="0"/>
+          <w:color w:val="000000"/>
+          <w:sz w:val="22"/>
+        </w:rPr>
+        <w:t>rdm6300_picorv32_soc.v#mem_valid, #mem_addr (picorv32, soc_interconnect) — CPU đưa mem_valid=1, mem_instr=0, mem_wstrb=4'b0000, mem_addr=0x0000_03F0 (đỉnh Stack).</w:t>
+      </w:r>
+    </w:p>
+    <w:p>
+      <w:pPr>
+        <w:pStyle w:val="ListBullet"/>
+        <w:spacing w:before="30" w:after="50" w:line="276" w:lineRule="auto"/>
+      </w:pPr>
+      <w:r>
+        <w:rPr>
+          <w:rFonts w:ascii="Times New Roman" w:hAnsi="Times New Roman"/>
+          <w:b/>
+          <w:i w:val="0"/>
+          <w:color w:val="000000"/>
+          <w:sz w:val="22"/>
+        </w:rPr>
+        <w:t xml:space="preserve">  • Bước 2 (Giải mã địa chỉ trúng SRAM): </w:t>
+      </w:r>
+      <w:r>
+        <w:rPr>
+          <w:rFonts w:ascii="Times New Roman" w:hAnsi="Times New Roman"/>
+          <w:b w:val="0"/>
+          <w:i w:val="0"/>
+          <w:color w:val="000000"/>
+          <w:sz w:val="22"/>
+        </w:rPr>
+        <w:t>rdm6300_picorv32_soc.v#sel_sram (soc_interconnect, data_sram) — soc_interconnect phát hiện địa chỉ &lt; 0x0000_0400 và bật sel_sram=1 (chip Flash nghỉ ngơi với sel_spimem=0).</w:t>
+      </w:r>
+    </w:p>
+    <w:p>
+      <w:pPr>
+        <w:pStyle w:val="ListBullet"/>
+        <w:spacing w:before="30" w:after="50" w:line="276" w:lineRule="auto"/>
+      </w:pPr>
+      <w:r>
+        <w:rPr>
+          <w:rFonts w:ascii="Times New Roman" w:hAnsi="Times New Roman"/>
+          <w:b/>
+          <w:i w:val="0"/>
+          <w:color w:val="000000"/>
+          <w:sz w:val="22"/>
+        </w:rPr>
+        <w:t xml:space="preserve">  • Bước 3 (SRAM phản hồi trong 1 chu kỳ): </w:t>
+      </w:r>
+      <w:r>
+        <w:rPr>
+          <w:rFonts w:ascii="Times New Roman" w:hAnsi="Times New Roman"/>
+          <w:b w:val="0"/>
+          <w:i w:val="0"/>
+          <w:color w:val="000000"/>
+          <w:sz w:val="22"/>
+        </w:rPr>
+        <w:t>rdm6300_picorv32_soc.v#sram_rdata, #sram_ready (data_sram, soc_interconnect) — data_sram truy xuất ô nhớ 32-bit nội bộ, xuất dữ liệu và báo sram_ready=1.</w:t>
+      </w:r>
+    </w:p>
+    <w:p>
+      <w:pPr>
+        <w:pStyle w:val="ListBullet"/>
+        <w:spacing w:before="30" w:after="50" w:line="276" w:lineRule="auto"/>
+      </w:pPr>
+      <w:r>
+        <w:rPr>
+          <w:rFonts w:ascii="Times New Roman" w:hAnsi="Times New Roman"/>
+          <w:b/>
+          <w:i w:val="0"/>
+          <w:color w:val="000000"/>
+          <w:sz w:val="22"/>
+        </w:rPr>
+        <w:t xml:space="preserve">  • Bước 4 (CPU chốt dữ liệu vào thanh ghi): </w:t>
+      </w:r>
+      <w:r>
+        <w:rPr>
+          <w:rFonts w:ascii="Times New Roman" w:hAnsi="Times New Roman"/>
+          <w:b w:val="0"/>
+          <w:i w:val="0"/>
+          <w:color w:val="000000"/>
+          <w:sz w:val="22"/>
+        </w:rPr>
+        <w:t>rdm6300_picorv32_soc.v#mem_rdata, #mem_ready (soc_interconnect, picorv32) — soc_interconnect chuyển sram_rdata sang mem_rdata và kích hoạt mem_ready=1; CPU ghi dữ liệu vào thanh ghi a0 trong đúng 1 chu kỳ clock.</w:t>
+      </w:r>
+    </w:p>
+    <w:p>
+      <w:pPr>
+        <w:keepNext/>
+        <w:spacing w:before="80" w:after="40"/>
+        <w:jc w:val="center"/>
+      </w:pPr>
+      <w:r>
+        <w:drawing>
+          <wp:inline xmlns:a="http://schemas.openxmlformats.org/drawingml/2006/main" xmlns:pic="http://schemas.openxmlformats.org/drawingml/2006/picture">
+            <wp:extent cx="5715000" cy="5524500"/>
+            <wp:docPr id="5" name="Picture 5"/>
+            <wp:cNvGraphicFramePr>
+              <a:graphicFrameLocks noChangeAspect="1"/>
+            </wp:cNvGraphicFramePr>
+            <a:graphic>
+              <a:graphicData uri="http://schemas.openxmlformats.org/drawingml/2006/picture">
+                <pic:pic>
+                  <pic:nvPicPr>
+                    <pic:cNvPr id="0" name="fig2_phase2_data_access.png"/>
+                    <pic:cNvPicPr/>
+                  </pic:nvPicPr>
+                  <pic:blipFill>
+                    <a:blip r:embed="rId15"/>
+                    <a:stretch>
+                      <a:fillRect/>
+                    </a:stretch>
+                  </pic:blipFill>
+                  <pic:spPr>
+                    <a:xfrm>
+                      <a:off x="0" y="0"/>
+                      <a:ext cx="5715000" cy="5524500"/>
+                    </a:xfrm>
+                    <a:prstGeom prst="rect"/>
+                  </pic:spPr>
+                </pic:pic>
+              </a:graphicData>
+            </a:graphic>
+          </wp:inline>
+        </w:drawing>
+      </w:r>
+    </w:p>
+    <w:p>
+      <w:pPr>
+        <w:spacing w:before="60" w:after="160"/>
+        <w:jc w:val="center"/>
+      </w:pPr>
+      <w:r>
+        <w:rPr>
+          <w:rFonts w:ascii="Times New Roman" w:hAnsi="Times New Roman"/>
+          <w:b w:val="0"/>
+          <w:i/>
+          <w:color w:val="000000"/>
+          <w:sz w:val="19"/>
+        </w:rPr>
+        <w:t>Hình 4. Sơ đồ tuần tự tín hiệu Chặng 2: Truy xuất đọc dữ liệu biến và ngăn xếp từ 1KB Data SRAM (Data Memory Access)</w:t>
+      </w:r>
+    </w:p>
+    <w:p>
       <w:r>
         <w:br w:type="page"/>
       </w:r>
@@ -3854,7 +4426,7 @@
           <w:color w:val="000000"/>
           <w:sz w:val="22"/>
         </w:rPr>
-        <w:t>Phần mềm quản trị trên máy tính (host/main.c) được viết hoàn toàn bằng ngôn ngữ C, biên dịch thành tệp thực thi độc lập kết nối trực tiếp với chip cầu nối FTDI USB-UART qua Win32 API. Ứng dụng cung cấp menu tương tác 13 chức năng chuyên nghiệp:</w:t>
+        <w:t>Phần mềm quản trị trên máy tính (host/main.c) được viết hoàn toàn bằng ngôn ngữ C, biên dịch thành tệp thực thi độc lập kết nối trực tiếp với chip cầu nối FTDI USB-UART qua Win32 API. Ứng dụng cung cấp menu tương tác 11 chức năng chuyên nghiệp:</w:t>
       </w:r>
     </w:p>
     <w:tbl>
@@ -3957,7 +4529,7 @@
                 <w:color w:val="000000"/>
                 <w:sz w:val="17"/>
               </w:rPr>
-              <w:t xml:space="preserve">  [2]  Input &amp; Save New RFID Tag (Nhap 10 so in tren the de luu Flash &amp; Export)</w:t>
+              <w:t xml:space="preserve">  [2]  Input &amp; Save New RFID Tag (Nhap 10 so in tren the de luu vao Flash)</w:t>
             </w:r>
           </w:p>
           <w:p>
@@ -3987,7 +4559,7 @@
                 <w:color w:val="000000"/>
                 <w:sz w:val="17"/>
               </w:rPr>
-              <w:t xml:space="preserve">  [4]  Delete RFID Tag from Flash (Nhap 10 so in tren the de xoa khoi Flash &amp; Export CSV)</w:t>
+              <w:t xml:space="preserve">  [4]  Delete RFID Tag from Flash (Nhap 10 so in tren the de xoa khoi Flash)</w:t>
             </w:r>
           </w:p>
           <w:p>
@@ -4047,7 +4619,7 @@
                 <w:color w:val="000000"/>
                 <w:sz w:val="17"/>
               </w:rPr>
-              <w:t xml:space="preserve">  [8]  Export Access Logs to CSV (Xuat nhat ky quet the ra file CSV vao host/logs)</w:t>
+              <w:t xml:space="preserve">  [8]  Erase Access Logs (Sao luu ra CSV truoc roi xoa nhat ky trong Flash 0x310000)</w:t>
             </w:r>
           </w:p>
           <w:p>
@@ -4062,7 +4634,7 @@
                 <w:color w:val="000000"/>
                 <w:sz w:val="17"/>
               </w:rPr>
-              <w:t xml:space="preserve">  [9]  Erase Access Logs (Sao luu ra CSV truoc roi xoa nhat ky trong Flash 0x310000)</w:t>
+              <w:t xml:space="preserve">  [9]  Get SoC Status (Xem trang thai LED, Flash, PicoRV32)</w:t>
             </w:r>
           </w:p>
           <w:p>
@@ -4077,7 +4649,7 @@
                 <w:color w:val="000000"/>
                 <w:sz w:val="17"/>
               </w:rPr>
-              <w:t xml:space="preserve">  [10] Erase Authorized Tags Sector (Xoa the da cap phep 0x300000)</w:t>
+              <w:t xml:space="preserve">  [10] Export RFID Tags to CSV (Xuat danh sach the ra file CSV vao host/rfids)</w:t>
             </w:r>
           </w:p>
           <w:p>
@@ -4092,37 +4664,7 @@
                 <w:color w:val="000000"/>
                 <w:sz w:val="17"/>
               </w:rPr>
-              <w:t xml:space="preserve">  [11] Get SoC Status (Xem trang thai LED, Flash, PicoRV32)</w:t>
-            </w:r>
-          </w:p>
-          <w:p>
-            <w:pPr>
-              <w:spacing w:before="0" w:after="20" w:line="252" w:lineRule="auto"/>
-            </w:pPr>
-            <w:r>
-              <w:rPr>
-                <w:rFonts w:ascii="Consolas" w:hAnsi="Consolas"/>
-                <w:b w:val="0"/>
-                <w:i w:val="0"/>
-                <w:color w:val="000000"/>
-                <w:sz w:val="17"/>
-              </w:rPr>
-              <w:t xml:space="preserve">  [12] Export RFID Tags to CSV (Xuat danh sach the ra file CSV vao host/rfids)</w:t>
-            </w:r>
-          </w:p>
-          <w:p>
-            <w:pPr>
-              <w:spacing w:before="0" w:after="20" w:line="252" w:lineRule="auto"/>
-            </w:pPr>
-            <w:r>
-              <w:rPr>
-                <w:rFonts w:ascii="Consolas" w:hAnsi="Consolas"/>
-                <w:b w:val="0"/>
-                <w:i w:val="0"/>
-                <w:color w:val="000000"/>
-                <w:sz w:val="17"/>
-              </w:rPr>
-              <w:t xml:space="preserve">  [13] Import RFID Tags from Latest CSV (Xoa Flash &amp; Nap the tu file CSV gan nhat)</w:t>
+              <w:t xml:space="preserve">  [11] Import RFID Tags from Latest CSV (Xoa Flash &amp; Nap the tu file CSV gan nhat)</w:t>
             </w:r>
           </w:p>
           <w:p>
@@ -4167,7 +4709,7 @@
                 <w:color w:val="000000"/>
                 <w:sz w:val="17"/>
               </w:rPr>
-              <w:t xml:space="preserve">Lua chon cua ban [0-13]: </w:t>
+              <w:t xml:space="preserve">Lua chon cua ban [0-11]: </w:t>
             </w:r>
           </w:p>
         </w:tc>
@@ -6858,7 +7400,7 @@
                 <w:color w:val="000000"/>
                 <w:sz w:val="17"/>
               </w:rPr>
-              <w:t>Lua chon cua ban [0-13]: 1</w:t>
+              <w:t>Lua chon cua ban [0-11]: 1</w:t>
             </w:r>
           </w:p>
           <w:p>
@@ -6971,7 +7513,7 @@
                 <w:color w:val="000000"/>
                 <w:sz w:val="17"/>
               </w:rPr>
-              <w:t>Lua chon cua ban [0-13]: 2</w:t>
+              <w:t>Lua chon cua ban [0-11]: 2</w:t>
             </w:r>
           </w:p>
           <w:p>
@@ -7032,21 +7574,6 @@
                 <w:sz w:val="17"/>
               </w:rPr>
               <w:t>[THANH CONG] The moi 00007293F0 (0007508976) da duoc luu vao Flash Basys 3 tai Slot #0 (Dia chi: 0x300000)!</w:t>
-            </w:r>
-          </w:p>
-          <w:p>
-            <w:pPr>
-              <w:spacing w:before="0" w:after="20" w:line="252" w:lineRule="auto"/>
-            </w:pPr>
-            <w:r>
-              <w:rPr>
-                <w:rFonts w:ascii="Consolas" w:hAnsi="Consolas"/>
-                <w:b w:val="0"/>
-                <w:i w:val="0"/>
-                <w:color w:val="000000"/>
-                <w:sz w:val="17"/>
-              </w:rPr>
-              <w:t>-&gt; Tu dong xuat danh sach the moi cap nhat ra file CSV vao host/rfids/...</w:t>
             </w:r>
           </w:p>
         </w:tc>
@@ -7603,7 +8130,7 @@
                 <w:color w:val="000000"/>
                 <w:sz w:val="17"/>
               </w:rPr>
-              <w:t xml:space="preserve">    "dir::rtl/sync_2ff.v",</w:t>
+              <w:t xml:space="preserve">    "dir::rtl/core/sync_2ff.v",</w:t>
             </w:r>
           </w:p>
           <w:p>
@@ -7618,7 +8145,7 @@
                 <w:color w:val="000000"/>
                 <w:sz w:val="17"/>
               </w:rPr>
-              <w:t xml:space="preserve">    "dir::rtl/uart_rx.v",</w:t>
+              <w:t xml:space="preserve">    "dir::rtl/rdm6300/uart_rx.v",</w:t>
             </w:r>
           </w:p>
           <w:p>
@@ -7633,7 +8160,7 @@
                 <w:color w:val="000000"/>
                 <w:sz w:val="17"/>
               </w:rPr>
-              <w:t xml:space="preserve">    "dir::rtl/rdm6300_frame_decoder.v",</w:t>
+              <w:t xml:space="preserve">    "dir::rtl/rdm6300/rdm6300_frame_decoder.v",</w:t>
             </w:r>
           </w:p>
           <w:p>
@@ -7648,7 +8175,7 @@
                 <w:color w:val="000000"/>
                 <w:sz w:val="17"/>
               </w:rPr>
-              <w:t xml:space="preserve">    "dir::rtl/sync_fifo.v",</w:t>
+              <w:t xml:space="preserve">    "dir::rtl/host/sync_fifo.v",</w:t>
             </w:r>
           </w:p>
           <w:p>
@@ -7663,7 +8190,7 @@
                 <w:color w:val="000000"/>
                 <w:sz w:val="17"/>
               </w:rPr>
-              <w:t xml:space="preserve">    "dir::rtl/simpleuart.v",</w:t>
+              <w:t xml:space="preserve">    "dir::rtl/host/simpleuart.v",</w:t>
             </w:r>
           </w:p>
           <w:p>
@@ -7678,7 +8205,7 @@
                 <w:color w:val="000000"/>
                 <w:sz w:val="17"/>
               </w:rPr>
-              <w:t xml:space="preserve">    "dir::rtl/simpleuart_fifo.v",</w:t>
+              <w:t xml:space="preserve">    "dir::rtl/host/simpleuart_fifo.v",</w:t>
             </w:r>
           </w:p>
           <w:p>
@@ -7693,7 +8220,7 @@
                 <w:color w:val="000000"/>
                 <w:sz w:val="17"/>
               </w:rPr>
-              <w:t xml:space="preserve">    "dir::rtl/spimemio.v",</w:t>
+              <w:t xml:space="preserve">    "dir::rtl/core/spimemio.v",</w:t>
             </w:r>
           </w:p>
           <w:p>
@@ -7708,7 +8235,7 @@
                 <w:color w:val="000000"/>
                 <w:sz w:val="17"/>
               </w:rPr>
-              <w:t xml:space="preserve">    "dir::rtl/data_sram.v",</w:t>
+              <w:t xml:space="preserve">    "dir::rtl/core/data_sram.v",</w:t>
             </w:r>
           </w:p>
           <w:p>
@@ -7723,7 +8250,67 @@
                 <w:color w:val="000000"/>
                 <w:sz w:val="17"/>
               </w:rPr>
-              <w:t xml:space="preserve">    "dir::rtl/picorv32.v",</w:t>
+              <w:t xml:space="preserve">    "dir::rtl/rdm6300/rdm6300_mmio.v",</w:t>
+            </w:r>
+          </w:p>
+          <w:p>
+            <w:pPr>
+              <w:spacing w:before="0" w:after="20" w:line="252" w:lineRule="auto"/>
+            </w:pPr>
+            <w:r>
+              <w:rPr>
+                <w:rFonts w:ascii="Consolas" w:hAnsi="Consolas"/>
+                <w:b w:val="0"/>
+                <w:i w:val="0"/>
+                <w:color w:val="000000"/>
+                <w:sz w:val="17"/>
+              </w:rPr>
+              <w:t xml:space="preserve">    "dir::rtl/host/host_uart_mmio.v",</w:t>
+            </w:r>
+          </w:p>
+          <w:p>
+            <w:pPr>
+              <w:spacing w:before="0" w:after="20" w:line="252" w:lineRule="auto"/>
+            </w:pPr>
+            <w:r>
+              <w:rPr>
+                <w:rFonts w:ascii="Consolas" w:hAnsi="Consolas"/>
+                <w:b w:val="0"/>
+                <w:i w:val="0"/>
+                <w:color w:val="000000"/>
+                <w:sz w:val="17"/>
+              </w:rPr>
+              <w:t xml:space="preserve">    "dir::rtl/core/soc_gpio_mmio.v",</w:t>
+            </w:r>
+          </w:p>
+          <w:p>
+            <w:pPr>
+              <w:spacing w:before="0" w:after="20" w:line="252" w:lineRule="auto"/>
+            </w:pPr>
+            <w:r>
+              <w:rPr>
+                <w:rFonts w:ascii="Consolas" w:hAnsi="Consolas"/>
+                <w:b w:val="0"/>
+                <w:i w:val="0"/>
+                <w:color w:val="000000"/>
+                <w:sz w:val="17"/>
+              </w:rPr>
+              <w:t xml:space="preserve">    "dir::rtl/core/picorv32.v",</w:t>
+            </w:r>
+          </w:p>
+          <w:p>
+            <w:pPr>
+              <w:spacing w:before="0" w:after="20" w:line="252" w:lineRule="auto"/>
+            </w:pPr>
+            <w:r>
+              <w:rPr>
+                <w:rFonts w:ascii="Consolas" w:hAnsi="Consolas"/>
+                <w:b w:val="0"/>
+                <w:i w:val="0"/>
+                <w:color w:val="000000"/>
+                <w:sz w:val="17"/>
+              </w:rPr>
+              <w:t xml:space="preserve">    "dir::rtl/core/soc_interconnect.v",</w:t>
             </w:r>
           </w:p>
           <w:p>
@@ -7963,7 +8550,7 @@
                 <w:color w:val="000000"/>
                 <w:sz w:val="17"/>
               </w:rPr>
-              <w:t xml:space="preserve">  "HEURISTIC_ANTENNA_THRESHOLD": 45,</w:t>
+              <w:t xml:space="preserve">  "HEURISTIC_ANTENNA_THRESHOLD": 30,</w:t>
             </w:r>
           </w:p>
           <w:p>
@@ -8008,7 +8595,7 @@
                 <w:color w:val="000000"/>
                 <w:sz w:val="17"/>
               </w:rPr>
-              <w:t xml:space="preserve">  "GRT_ANTENNA_ITERS": 15,</w:t>
+              <w:t xml:space="preserve">  "GRT_ANTENNA_ITERS": 25,</w:t>
             </w:r>
           </w:p>
           <w:p>
@@ -8023,7 +8610,7 @@
                 <w:color w:val="000000"/>
                 <w:sz w:val="17"/>
               </w:rPr>
-              <w:t xml:space="preserve">  "GRT_ANTENNA_MARGIN": 60,</w:t>
+              <w:t xml:space="preserve">  "GRT_ANTENNA_MARGIN": 75,</w:t>
             </w:r>
           </w:p>
           <w:p>
@@ -8392,7 +8979,7 @@
                 <w:color w:val="000000"/>
                 <w:sz w:val="18"/>
               </w:rPr>
-              <w:t>10 file RTL (.v)</w:t>
+              <w:t>14 file RTL (.v)</w:t>
             </w:r>
           </w:p>
         </w:tc>
@@ -8418,7 +9005,7 @@
                 <w:color w:val="000000"/>
                 <w:sz w:val="18"/>
               </w:rPr>
-              <w:t>Khai báo đầy đủ 10 khối RTL Verilog cấu thành hệ thống: PicoRV32, 1KB SRAM, SPIMEMIO, UART FIFO, RDM6300 decoder.</w:t>
+              <w:t>Khai báo đầy đủ 14 khối RTL Verilog cấu thành hệ thống: PicoRV32, 1KB SRAM, SPIMEMIO, RDM6300, Host UART FIFO, GPIO MMIO, Interconnect và Top SoC.</w:t>
             </w:r>
           </w:p>
         </w:tc>
@@ -9153,7 +9740,7 @@
                 <w:color w:val="000000"/>
                 <w:sz w:val="18"/>
               </w:rPr>
-              <w:t>true / 45</w:t>
+              <w:t>true / 30</w:t>
             </w:r>
           </w:p>
         </w:tc>
@@ -9180,7 +9767,7 @@
                 <w:color w:val="000000"/>
                 <w:sz w:val="18"/>
               </w:rPr>
-              <w:t>Kích hoạt thuật toán phỏng đoán chèn diode bảo vệ tự động khi tỷ lệ diện tích dây kim loại / cực cổng vượt ngưỡng 45.</w:t>
+              <w:t>Kích hoạt thuật toán phỏng đoán chèn diode bảo vệ tự động khi tỷ lệ diện tích dây kim loại / cực cổng vượt ngưỡng 30 (tinh chỉnh từ 45 xuống 30 giúp đạt 0 lỗi Antenna).</w:t>
             </w:r>
           </w:p>
         </w:tc>
@@ -9295,7 +9882,7 @@
                 <w:color w:val="000000"/>
                 <w:sz w:val="18"/>
               </w:rPr>
-              <w:t>GRT_LAYER_ADJUSTMENTS</w:t>
+              <w:t>GRT_ANTENNA_ITERS, MARGIN</w:t>
             </w:r>
           </w:p>
         </w:tc>
@@ -9322,6 +9909,90 @@
                 <w:color w:val="000000"/>
                 <w:sz w:val="18"/>
               </w:rPr>
+              <w:t>25 / 75</w:t>
+            </w:r>
+          </w:p>
+        </w:tc>
+        <w:tc>
+          <w:tcPr>
+            <w:tcW w:type="dxa" w:w="3269"/>
+            <w:vAlign w:val="center"/>
+            <w:tcMar>
+              <w:top w:w="75" w:type="dxa"/>
+              <w:bottom w:w="75" w:type="dxa"/>
+              <w:left w:w="110" w:type="dxa"/>
+              <w:right w:w="110" w:type="dxa"/>
+            </w:tcMar>
+            <w:shd w:fill="F9F9F9"/>
+          </w:tcPr>
+          <w:p>
+            <w:pPr>
+              <w:spacing w:before="0" w:after="0"/>
+              <w:jc w:val="left"/>
+            </w:pPr>
+            <w:r>
+              <w:rPr>
+                <w:rFonts w:ascii="Times New Roman" w:hAnsi="Times New Roman"/>
+                <w:color w:val="000000"/>
+                <w:sz w:val="18"/>
+              </w:rPr>
+              <w:t>Tăng ngân sách 25 vòng lặp sửa lỗi Antenna và nâng biên an toàn router lên 75 để triệt tiêu 100% vi phạm Antenna.</w:t>
+            </w:r>
+          </w:p>
+        </w:tc>
+      </w:tr>
+      <w:tr>
+        <w:trPr>
+          <w:cantSplit/>
+        </w:trPr>
+        <w:tc>
+          <w:tcPr>
+            <w:tcW w:type="dxa" w:w="3168"/>
+            <w:vAlign w:val="center"/>
+            <w:tcMar>
+              <w:top w:w="75" w:type="dxa"/>
+              <w:bottom w:w="75" w:type="dxa"/>
+              <w:left w:w="110" w:type="dxa"/>
+              <w:right w:w="110" w:type="dxa"/>
+            </w:tcMar>
+          </w:tcPr>
+          <w:p>
+            <w:pPr>
+              <w:spacing w:before="0" w:after="0"/>
+              <w:jc w:val="left"/>
+            </w:pPr>
+            <w:r>
+              <w:rPr>
+                <w:rFonts w:ascii="Times New Roman" w:hAnsi="Times New Roman"/>
+                <w:color w:val="000000"/>
+                <w:sz w:val="18"/>
+              </w:rPr>
+              <w:t>GRT_LAYER_ADJUSTMENTS</w:t>
+            </w:r>
+          </w:p>
+        </w:tc>
+        <w:tc>
+          <w:tcPr>
+            <w:tcW w:type="dxa" w:w="2592"/>
+            <w:vAlign w:val="center"/>
+            <w:tcMar>
+              <w:top w:w="75" w:type="dxa"/>
+              <w:bottom w:w="75" w:type="dxa"/>
+              <w:left w:w="110" w:type="dxa"/>
+              <w:right w:w="110" w:type="dxa"/>
+            </w:tcMar>
+          </w:tcPr>
+          <w:p>
+            <w:pPr>
+              <w:spacing w:before="0" w:after="0"/>
+              <w:jc w:val="center"/>
+            </w:pPr>
+            <w:r>
+              <w:rPr>
+                <w:rFonts w:ascii="Times New Roman" w:hAnsi="Times New Roman"/>
+                <w:color w:val="000000"/>
+                <w:sz w:val="18"/>
+              </w:rPr>
               <w:t>[0.99, 0.65, 0.30, 0, 0, 0]</w:t>
             </w:r>
           </w:p>
@@ -9336,7 +10007,6 @@
               <w:left w:w="110" w:type="dxa"/>
               <w:right w:w="110" w:type="dxa"/>
             </w:tcMar>
-            <w:shd w:fill="F9F9F9"/>
           </w:tcPr>
           <w:p>
             <w:pPr>
@@ -9368,6 +10038,7 @@
               <w:left w:w="110" w:type="dxa"/>
               <w:right w:w="110" w:type="dxa"/>
             </w:tcMar>
+            <w:shd w:fill="F9F9F9"/>
           </w:tcPr>
           <w:p>
             <w:pPr>
@@ -9394,6 +10065,7 @@
               <w:left w:w="110" w:type="dxa"/>
               <w:right w:w="110" w:type="dxa"/>
             </w:tcMar>
+            <w:shd w:fill="F9F9F9"/>
           </w:tcPr>
           <w:p>
             <w:pPr>
@@ -9420,6 +10092,7 @@
               <w:left w:w="110" w:type="dxa"/>
               <w:right w:w="110" w:type="dxa"/>
             </w:tcMar>
+            <w:shd w:fill="F9F9F9"/>
           </w:tcPr>
           <w:p>
             <w:pPr>
@@ -9467,7 +10140,7 @@
           <w:color w:val="000000"/>
           <w:sz w:val="24"/>
         </w:rPr>
-        <w:t>5.2. Trực quan hóa layout vật lý trên công cụ OpenROAD (Openroad_1.png)</w:t>
+        <w:t>5.2. Trực quan hóa layout vật lý trên công cụ OpenROAD (OpenROAD.png)</w:t>
       </w:r>
     </w:p>
     <w:p>
@@ -9483,7 +10156,7 @@
           <w:color w:val="000000"/>
           <w:sz w:val="22"/>
         </w:rPr>
-        <w:t>Hình ảnh bản vẽ layout vật lý sau bước hoàn thiện định tuyến chi tiết (Detailed Routing) và chèn diode bảo vệ được hiển thị trực tiếp trên giao diện công cụ OpenROAD, thể hiện tại Hình 3.</w:t>
+        <w:t>Hình ảnh bản vẽ layout vật lý sau bước hoàn thiện định tuyến chi tiết (Detailed Routing) và chèn diode bảo vệ được hiển thị trực tiếp trên giao diện công cụ OpenROAD, thể hiện tại Hình 5.</w:t>
       </w:r>
     </w:p>
     <w:p>
@@ -9495,8 +10168,8 @@
       <w:r>
         <w:drawing>
           <wp:inline xmlns:a="http://schemas.openxmlformats.org/drawingml/2006/main" xmlns:pic="http://schemas.openxmlformats.org/drawingml/2006/picture">
-            <wp:extent cx="4754880" cy="3356803"/>
-            <wp:docPr id="3" name="Picture 3"/>
+            <wp:extent cx="4754880" cy="3441965"/>
+            <wp:docPr id="6" name="Picture 6"/>
             <wp:cNvGraphicFramePr>
               <a:graphicFrameLocks noChangeAspect="1"/>
             </wp:cNvGraphicFramePr>
@@ -9504,11 +10177,11 @@
               <a:graphicData uri="http://schemas.openxmlformats.org/drawingml/2006/picture">
                 <pic:pic>
                   <pic:nvPicPr>
-                    <pic:cNvPr id="0" name="openroad.png"/>
+                    <pic:cNvPr id="0" name="OpenROAD.png"/>
                     <pic:cNvPicPr/>
                   </pic:nvPicPr>
                   <pic:blipFill>
-                    <a:blip r:embed="rId13"/>
+                    <a:blip r:embed="rId16"/>
                     <a:stretch>
                       <a:fillRect/>
                     </a:stretch>
@@ -9516,7 +10189,7 @@
                   <pic:spPr>
                     <a:xfrm>
                       <a:off x="0" y="0"/>
-                      <a:ext cx="4754880" cy="3356803"/>
+                      <a:ext cx="4754880" cy="3441965"/>
                     </a:xfrm>
                     <a:prstGeom prst="rect"/>
                   </pic:spPr>
@@ -9540,7 +10213,7 @@
           <w:color w:val="000000"/>
           <w:sz w:val="19"/>
         </w:rPr>
-        <w:t>Hình 3. Giao diện trực quan hóa layout vật lý chip ASIC trên công cụ OpenROAD (SkyWater Sky130A)</w:t>
+        <w:t>Hình 5. Giao diện trực quan hóa layout vật lý chip ASIC trên công cụ OpenROAD (SkyWater Sky130A)</w:t>
       </w:r>
     </w:p>
     <w:p>
@@ -9577,7 +10250,7 @@
           <w:color w:val="000000"/>
           <w:sz w:val="22"/>
         </w:rPr>
-        <w:t>Ở lượt chạy chính thức mang mã định danh RUN_2026-09-27_21-51-11, bước kiểm tra khả năng chế tạo ReportManufacturability (bước 75) đã xác nhận thiết kế vi mạch vượt qua 100% các tiêu chí ký duyệt vật lý khắt khe nhất:</w:t>
+        <w:t>Ở lượt chạy chính thức mang mã định danh RUN_2026-10-02_02-43-19, bước kiểm tra khả năng chế tạo ReportManufacturability (bước 75) đã xác nhận thiết kế vi mạch vượt qua 100% các tiêu chí ký duyệt vật lý khắt khe nhất:</w:t>
       </w:r>
     </w:p>
     <w:p>
@@ -9603,7 +10276,7 @@
           <w:color w:val="000000"/>
           <w:sz w:val="22"/>
         </w:rPr>
-        <w:t>0 net violations, 0 pin violations. Thuật toán chèn diode phỏng đoán và chèn diode tại các cổng I/O đã bảo vệ hoàn toàn cực cổng của các transistor khỏi hiện tượng phóng điện plasma.</w:t>
+        <w:t>0 net violations, 0 pin violations. Thuật toán chèn diode phỏng đoán và chèn diode tại các cổng I/O đã bảo vệ hoàn toàn cực cổng của các transistor khỏi hiện tượng phóng điện plasma (tổng cộng 1,289 diodes bảo vệ).</w:t>
       </w:r>
     </w:p>
     <w:p>
@@ -9629,7 +10302,7 @@
           <w:color w:val="000000"/>
           <w:sz w:val="22"/>
         </w:rPr>
-        <w:t>Netlist trích xuất từ layout GDSII hoàn toàn trùng khớp với Netlist nguyên lý (Circuits match uniquely, 57,544 devices và 50,028 nets trùng khớp 100%, 0 thiết bị sai lệch).</w:t>
+        <w:t>Netlist trích xuất từ layout GDSII hoàn toàn trùng khớp với Netlist nguyên lý (Circuits match uniquely, 58,496 devices và 49,979 nets trùng khớp 100%, 0 thiết bị sai lệch).</w:t>
       </w:r>
     </w:p>
     <w:p>
@@ -9656,6 +10329,63 @@
           <w:sz w:val="22"/>
         </w:rPr>
         <w:t>0 lỗi vi phạm quy tắc hình học trên cả 2 công cụ kiểm tra độc lập Magic (COUNT: 0) và KLayout (klayout__drc_error__count: 0).</w:t>
+      </w:r>
+    </w:p>
+    <w:p>
+      <w:pPr>
+        <w:keepNext/>
+        <w:spacing w:before="80" w:after="40"/>
+        <w:jc w:val="center"/>
+      </w:pPr>
+      <w:r>
+        <w:drawing>
+          <wp:inline xmlns:a="http://schemas.openxmlformats.org/drawingml/2006/main" xmlns:pic="http://schemas.openxmlformats.org/drawingml/2006/picture">
+            <wp:extent cx="5303520" cy="1232024"/>
+            <wp:docPr id="7" name="Picture 7"/>
+            <wp:cNvGraphicFramePr>
+              <a:graphicFrameLocks noChangeAspect="1"/>
+            </wp:cNvGraphicFramePr>
+            <a:graphic>
+              <a:graphicData uri="http://schemas.openxmlformats.org/drawingml/2006/picture">
+                <pic:pic>
+                  <pic:nvPicPr>
+                    <pic:cNvPr id="0" name="AntennaLvsDrc.png"/>
+                    <pic:cNvPicPr/>
+                  </pic:nvPicPr>
+                  <pic:blipFill>
+                    <a:blip r:embed="rId17"/>
+                    <a:stretch>
+                      <a:fillRect/>
+                    </a:stretch>
+                  </pic:blipFill>
+                  <pic:spPr>
+                    <a:xfrm>
+                      <a:off x="0" y="0"/>
+                      <a:ext cx="5303520" cy="1232024"/>
+                    </a:xfrm>
+                    <a:prstGeom prst="rect"/>
+                  </pic:spPr>
+                </pic:pic>
+              </a:graphicData>
+            </a:graphic>
+          </wp:inline>
+        </w:drawing>
+      </w:r>
+    </w:p>
+    <w:p>
+      <w:pPr>
+        <w:spacing w:before="60" w:after="160"/>
+        <w:jc w:val="center"/>
+      </w:pPr>
+      <w:r>
+        <w:rPr>
+          <w:rFonts w:ascii="Times New Roman" w:hAnsi="Times New Roman"/>
+          <w:b w:val="0"/>
+          <w:i/>
+          <w:color w:val="000000"/>
+          <w:sz w:val="19"/>
+        </w:rPr>
+        <w:t>Hình 6. Báo cáo kiểm tra chế tạo ký duyệt vật lý sign-off: Antenna Passed, LVS Passed, DRC Passed</w:t>
       </w:r>
     </w:p>
     <w:tbl>
@@ -9993,7 +10723,7 @@
                 <w:color w:val="000000"/>
                 <w:sz w:val="18"/>
               </w:rPr>
-              <w:t>26% (Khởi tạo Floorplan)</w:t>
+              <w:t>26% (Khởi tạo Floorplan) / 46.01% (Final)</w:t>
             </w:r>
           </w:p>
         </w:tc>
@@ -10162,7 +10892,7 @@
                 <w:color w:val="000000"/>
                 <w:sz w:val="18"/>
               </w:rPr>
-              <w:t>57,544 devices</w:t>
+              <w:t>58,496 devices</w:t>
             </w:r>
           </w:p>
         </w:tc>
@@ -10246,7 +10976,7 @@
                 <w:color w:val="000000"/>
                 <w:sz w:val="18"/>
               </w:rPr>
-              <w:t>50,028 nets</w:t>
+              <w:t>49,979 nets</w:t>
             </w:r>
           </w:p>
         </w:tc>
@@ -10304,7 +11034,176 @@
                 <w:color w:val="000000"/>
                 <w:sz w:val="18"/>
               </w:rPr>
+              <w:t>Tổng số Standard Cells (Instances)</w:t>
+            </w:r>
+          </w:p>
+        </w:tc>
+        <w:tc>
+          <w:tcPr>
+            <w:tcW w:type="dxa" w:w="2592"/>
+            <w:vAlign w:val="center"/>
+            <w:tcMar>
+              <w:top w:w="75" w:type="dxa"/>
+              <w:bottom w:w="75" w:type="dxa"/>
+              <w:left w:w="110" w:type="dxa"/>
+              <w:right w:w="110" w:type="dxa"/>
+            </w:tcMar>
+            <w:shd w:fill="F9F9F9"/>
+          </w:tcPr>
+          <w:p>
+            <w:pPr>
+              <w:spacing w:before="0" w:after="0"/>
+              <w:jc w:val="center"/>
+            </w:pPr>
+            <w:r>
+              <w:rPr>
+                <w:rFonts w:ascii="Times New Roman" w:hAnsi="Times New Roman"/>
+                <w:color w:val="000000"/>
+                <w:sz w:val="18"/>
+              </w:rPr>
+              <w:t>145,969 cells</w:t>
+            </w:r>
+          </w:p>
+        </w:tc>
+        <w:tc>
+          <w:tcPr>
+            <w:tcW w:type="dxa" w:w="2837"/>
+            <w:vAlign w:val="center"/>
+            <w:tcMar>
+              <w:top w:w="75" w:type="dxa"/>
+              <w:bottom w:w="75" w:type="dxa"/>
+              <w:left w:w="110" w:type="dxa"/>
+              <w:right w:w="110" w:type="dxa"/>
+            </w:tcMar>
+            <w:shd w:fill="F9F9F9"/>
+          </w:tcPr>
+          <w:p>
+            <w:pPr>
+              <w:spacing w:before="0" w:after="0"/>
+              <w:jc w:val="left"/>
+            </w:pPr>
+            <w:r>
+              <w:rPr>
+                <w:rFonts w:ascii="Times New Roman" w:hAnsi="Times New Roman"/>
+                <w:color w:val="000000"/>
+                <w:sz w:val="18"/>
+              </w:rPr>
+              <w:t>Bao gồm logic cells, CTS buffers, hold buffers</w:t>
+            </w:r>
+          </w:p>
+        </w:tc>
+      </w:tr>
+      <w:tr>
+        <w:trPr>
+          <w:cantSplit/>
+        </w:trPr>
+        <w:tc>
+          <w:tcPr>
+            <w:tcW w:type="dxa" w:w="3600"/>
+            <w:vAlign w:val="center"/>
+            <w:tcMar>
+              <w:top w:w="75" w:type="dxa"/>
+              <w:bottom w:w="75" w:type="dxa"/>
+              <w:left w:w="110" w:type="dxa"/>
+              <w:right w:w="110" w:type="dxa"/>
+            </w:tcMar>
+          </w:tcPr>
+          <w:p>
+            <w:pPr>
+              <w:spacing w:before="0" w:after="0"/>
+              <w:jc w:val="left"/>
+            </w:pPr>
+            <w:r>
+              <w:rPr>
+                <w:rFonts w:ascii="Times New Roman" w:hAnsi="Times New Roman"/>
+                <w:color w:val="000000"/>
+                <w:sz w:val="18"/>
+              </w:rPr>
               <w:t>Lỗi quy tắc Antenna (Antenna Violations)</w:t>
+            </w:r>
+          </w:p>
+        </w:tc>
+        <w:tc>
+          <w:tcPr>
+            <w:tcW w:type="dxa" w:w="2592"/>
+            <w:vAlign w:val="center"/>
+            <w:tcMar>
+              <w:top w:w="75" w:type="dxa"/>
+              <w:bottom w:w="75" w:type="dxa"/>
+              <w:left w:w="110" w:type="dxa"/>
+              <w:right w:w="110" w:type="dxa"/>
+            </w:tcMar>
+          </w:tcPr>
+          <w:p>
+            <w:pPr>
+              <w:spacing w:before="0" w:after="0"/>
+              <w:jc w:val="center"/>
+            </w:pPr>
+            <w:r>
+              <w:rPr>
+                <w:rFonts w:ascii="Times New Roman" w:hAnsi="Times New Roman"/>
+                <w:color w:val="000000"/>
+                <w:sz w:val="18"/>
+              </w:rPr>
+              <w:t>0 LỖI (Passed ✅)</w:t>
+            </w:r>
+          </w:p>
+        </w:tc>
+        <w:tc>
+          <w:tcPr>
+            <w:tcW w:type="dxa" w:w="2837"/>
+            <w:vAlign w:val="center"/>
+            <w:tcMar>
+              <w:top w:w="75" w:type="dxa"/>
+              <w:bottom w:w="75" w:type="dxa"/>
+              <w:left w:w="110" w:type="dxa"/>
+              <w:right w:w="110" w:type="dxa"/>
+            </w:tcMar>
+          </w:tcPr>
+          <w:p>
+            <w:pPr>
+              <w:spacing w:before="0" w:after="0"/>
+              <w:jc w:val="left"/>
+            </w:pPr>
+            <w:r>
+              <w:rPr>
+                <w:rFonts w:ascii="Times New Roman" w:hAnsi="Times New Roman"/>
+                <w:color w:val="000000"/>
+                <w:sz w:val="18"/>
+              </w:rPr>
+              <w:t>0 violating nets, 0 violating pins (1,289 diodes)</w:t>
+            </w:r>
+          </w:p>
+        </w:tc>
+      </w:tr>
+      <w:tr>
+        <w:trPr>
+          <w:cantSplit/>
+        </w:trPr>
+        <w:tc>
+          <w:tcPr>
+            <w:tcW w:type="dxa" w:w="3600"/>
+            <w:vAlign w:val="center"/>
+            <w:tcMar>
+              <w:top w:w="75" w:type="dxa"/>
+              <w:bottom w:w="75" w:type="dxa"/>
+              <w:left w:w="110" w:type="dxa"/>
+              <w:right w:w="110" w:type="dxa"/>
+            </w:tcMar>
+            <w:shd w:fill="F9F9F9"/>
+          </w:tcPr>
+          <w:p>
+            <w:pPr>
+              <w:spacing w:before="0" w:after="0"/>
+              <w:jc w:val="left"/>
+            </w:pPr>
+            <w:r>
+              <w:rPr>
+                <w:rFonts w:ascii="Times New Roman" w:hAnsi="Times New Roman"/>
+                <w:color w:val="000000"/>
+                <w:sz w:val="18"/>
+              </w:rPr>
+              <w:t>Kiểm tra Magic DRC</w:t>
             </w:r>
           </w:p>
         </w:tc>
@@ -10358,7 +11257,7 @@
                 <w:color w:val="000000"/>
                 <w:sz w:val="18"/>
               </w:rPr>
-              <w:t>0 violating nets, 0 violating pins</w:t>
+              <w:t>COUNT: 0 (Sạch 100% lỗi hình học)</w:t>
             </w:r>
           </w:p>
         </w:tc>
@@ -10389,7 +11288,7 @@
                 <w:color w:val="000000"/>
                 <w:sz w:val="18"/>
               </w:rPr>
-              <w:t>Kiểm tra Magic DRC</w:t>
+              <w:t>Kiểm tra KLayout DRC</w:t>
             </w:r>
           </w:p>
         </w:tc>
@@ -10441,7 +11340,7 @@
                 <w:color w:val="000000"/>
                 <w:sz w:val="18"/>
               </w:rPr>
-              <w:t>COUNT: 0 (Sạch 100% lỗi hình học)</w:t>
+              <w:t>klayout__drc_error__count = 0</w:t>
             </w:r>
           </w:p>
         </w:tc>
@@ -10473,7 +11372,7 @@
                 <w:color w:val="000000"/>
                 <w:sz w:val="18"/>
               </w:rPr>
-              <w:t>Kiểm tra KLayout DRC</w:t>
+              <w:t>Kiểm tra đối chiếu Layout - Sơ đồ (LVS)</w:t>
             </w:r>
           </w:p>
         </w:tc>
@@ -10500,7 +11399,7 @@
                 <w:color w:val="000000"/>
                 <w:sz w:val="18"/>
               </w:rPr>
-              <w:t>0 LỖI (Passed ✅)</w:t>
+              <w:t>PASSED ✅</w:t>
             </w:r>
           </w:p>
         </w:tc>
@@ -10515,89 +11414,6 @@
               <w:right w:w="110" w:type="dxa"/>
             </w:tcMar>
             <w:shd w:fill="F9F9F9"/>
-          </w:tcPr>
-          <w:p>
-            <w:pPr>
-              <w:spacing w:before="0" w:after="0"/>
-              <w:jc w:val="left"/>
-            </w:pPr>
-            <w:r>
-              <w:rPr>
-                <w:rFonts w:ascii="Times New Roman" w:hAnsi="Times New Roman"/>
-                <w:color w:val="000000"/>
-                <w:sz w:val="18"/>
-              </w:rPr>
-              <w:t>klayout__drc_error__count = 0</w:t>
-            </w:r>
-          </w:p>
-        </w:tc>
-      </w:tr>
-      <w:tr>
-        <w:trPr>
-          <w:cantSplit/>
-        </w:trPr>
-        <w:tc>
-          <w:tcPr>
-            <w:tcW w:type="dxa" w:w="3600"/>
-            <w:vAlign w:val="center"/>
-            <w:tcMar>
-              <w:top w:w="75" w:type="dxa"/>
-              <w:bottom w:w="75" w:type="dxa"/>
-              <w:left w:w="110" w:type="dxa"/>
-              <w:right w:w="110" w:type="dxa"/>
-            </w:tcMar>
-          </w:tcPr>
-          <w:p>
-            <w:pPr>
-              <w:spacing w:before="0" w:after="0"/>
-              <w:jc w:val="left"/>
-            </w:pPr>
-            <w:r>
-              <w:rPr>
-                <w:rFonts w:ascii="Times New Roman" w:hAnsi="Times New Roman"/>
-                <w:color w:val="000000"/>
-                <w:sz w:val="18"/>
-              </w:rPr>
-              <w:t>Kiểm tra đối chiếu Layout - Sơ đồ (LVS)</w:t>
-            </w:r>
-          </w:p>
-        </w:tc>
-        <w:tc>
-          <w:tcPr>
-            <w:tcW w:type="dxa" w:w="2592"/>
-            <w:vAlign w:val="center"/>
-            <w:tcMar>
-              <w:top w:w="75" w:type="dxa"/>
-              <w:bottom w:w="75" w:type="dxa"/>
-              <w:left w:w="110" w:type="dxa"/>
-              <w:right w:w="110" w:type="dxa"/>
-            </w:tcMar>
-          </w:tcPr>
-          <w:p>
-            <w:pPr>
-              <w:spacing w:before="0" w:after="0"/>
-              <w:jc w:val="center"/>
-            </w:pPr>
-            <w:r>
-              <w:rPr>
-                <w:rFonts w:ascii="Times New Roman" w:hAnsi="Times New Roman"/>
-                <w:color w:val="000000"/>
-                <w:sz w:val="18"/>
-              </w:rPr>
-              <w:t>PASSED ✅</w:t>
-            </w:r>
-          </w:p>
-        </w:tc>
-        <w:tc>
-          <w:tcPr>
-            <w:tcW w:type="dxa" w:w="2837"/>
-            <w:vAlign w:val="center"/>
-            <w:tcMar>
-              <w:top w:w="75" w:type="dxa"/>
-              <w:bottom w:w="75" w:type="dxa"/>
-              <w:left w:w="110" w:type="dxa"/>
-              <w:right w:w="110" w:type="dxa"/>
-            </w:tcMar>
           </w:tcPr>
           <w:p>
             <w:pPr>
@@ -10629,7 +11445,6 @@
               <w:left w:w="110" w:type="dxa"/>
               <w:right w:w="110" w:type="dxa"/>
             </w:tcMar>
-            <w:shd w:fill="F9F9F9"/>
           </w:tcPr>
           <w:p>
             <w:pPr>
@@ -10656,7 +11471,6 @@
               <w:left w:w="110" w:type="dxa"/>
               <w:right w:w="110" w:type="dxa"/>
             </w:tcMar>
-            <w:shd w:fill="F9F9F9"/>
           </w:tcPr>
           <w:p>
             <w:pPr>
@@ -10683,7 +11497,6 @@
               <w:left w:w="110" w:type="dxa"/>
               <w:right w:w="110" w:type="dxa"/>
             </w:tcMar>
-            <w:shd w:fill="F9F9F9"/>
           </w:tcPr>
           <w:p>
             <w:pPr>
@@ -10696,7 +11509,7 @@
                 <w:color w:val="000000"/>
                 <w:sz w:val="18"/>
               </w:rPr>
-              <w:t>No setup violations, No hold violations</w:t>
+              <w:t>No setup violations (WNS +1.84 ns), No hold violations (WNS +0.27 ns)</w:t>
             </w:r>
           </w:p>
         </w:tc>
@@ -10715,7 +11528,7 @@
           <w:color w:val="000000"/>
           <w:sz w:val="19"/>
         </w:rPr>
-        <w:t>Bảng 4. Bảng tổng hợp các thông số ký duyệt (Signoff Metrics) của chip ASIC Sky130A (RUN_2026-09-27_21-51-11)</w:t>
+        <w:t>Bảng 4. Bảng tổng hợp các thông số ký duyệt (Signoff Metrics) của chip ASIC Sky130A (RUN_2026-10-02_02-43-19)</w:t>
       </w:r>
     </w:p>
     <w:p>
@@ -10752,7 +11565,7 @@
           <w:color w:val="000000"/>
           <w:sz w:val="22"/>
         </w:rPr>
-        <w:t>Trong thiết kế vi mạch số chuyên nghiệp, **MET TIMING** là kết quả quan trọng nhất và là điều kiện bắt buộc để chip có thể sản xuất thành công. Phân tích định thời tĩnh Post-PnR bằng OpenROAD trên lượt chạy RUN_2026-09-27_21-51-11 xác nhận rằng hệ thống hoàn toàn sạch lỗi định thời trên cả 9 góc đo công nghệ khắc nghiệt nhất:</w:t>
+        <w:t>Trong thiết kế vi mạch số chuyên nghiệp, **MET TIMING** là kết quả quan trọng nhất và là điều kiện bắt buộc để chip có thể sản xuất thành công. Phân tích định thời tĩnh Post-PnR bằng OpenROAD trên lượt chạy RUN_2026-10-02_02-43-19 xác nhận rằng hệ thống hoàn toàn sạch lỗi định thời trên cả 9 góc đo công nghệ khắc nghiệt nhất:</w:t>
       </w:r>
     </w:p>
     <w:p>
@@ -10778,7 +11591,7 @@
           <w:color w:val="000000"/>
           <w:sz w:val="22"/>
         </w:rPr>
-        <w:t>Tại tần số 50 MHz (chu kỳ 20.0 ns), mọi đường truyền dữ liệu tổ hợp đều đến kịp trước sườn xung nhịp tiếp theo (Setup Slack &gt; 0 ở cả 9 corners).</w:t>
+        <w:t>Tại tần số 50 MHz (chu kỳ 20.0 ns), mọi đường truyền dữ liệu tổ hợp đều đến kịp trước sườn xung nhịp tiếp theo (Setup Slack &gt; 0 ở cả 9 corners, góc xấu nhất max_ss_100C_1v60 đạt slack an toàn +1.84 ns).</w:t>
       </w:r>
     </w:p>
     <w:p>
@@ -10804,7 +11617,7 @@
           <w:color w:val="000000"/>
           <w:sz w:val="22"/>
         </w:rPr>
-        <w:t>Cây xung nhịp CTS được cân bằng tối ưu và các bộ đệm delay được chèn hợp lý, đảm bảo dữ liệu không bao giờ chạy quá nhanh đè lên chu kỳ cũ (Hold Slack &gt; 0 ở cả 9 corners).</w:t>
+        <w:t>Cây xung nhịp CTS được cân bằng tối ưu và các bộ đệm delay được chèn hợp lý, đảm bảo dữ liệu không bao giờ chạy quá nhanh đè lên chu kỳ cũ (Hold Slack &gt; 0 ở cả 9 corners, góc xấu nhất min_ff_n40C_1v95 đạt slack +0.27 ns).</w:t>
       </w:r>
     </w:p>
     <w:p>
@@ -10861,7 +11674,7 @@
         </w:trPr>
         <w:tc>
           <w:tcPr>
-            <w:tcW w:type="dxa" w:w="2592"/>
+            <w:tcW w:type="dxa" w:w="2304"/>
             <w:vAlign w:val="center"/>
             <w:tcMar>
               <w:top w:w="100" w:type="dxa"/>
@@ -10890,7 +11703,7 @@
         </w:tc>
         <w:tc>
           <w:tcPr>
-            <w:tcW w:type="dxa" w:w="2592"/>
+            <w:tcW w:type="dxa" w:w="2160"/>
             <w:vAlign w:val="center"/>
             <w:tcMar>
               <w:top w:w="100" w:type="dxa"/>
@@ -10919,7 +11732,7 @@
         </w:tc>
         <w:tc>
           <w:tcPr>
-            <w:tcW w:type="dxa" w:w="1296"/>
+            <w:tcW w:type="dxa" w:w="1440"/>
             <w:vAlign w:val="center"/>
             <w:tcMar>
               <w:top w:w="100" w:type="dxa"/>
@@ -10942,13 +11755,13 @@
                 <w:color w:val="000000"/>
                 <w:sz w:val="18"/>
               </w:rPr>
-              <w:t>Setup Violations</w:t>
+              <w:t>Setup Slack (ns)</w:t>
             </w:r>
           </w:p>
         </w:tc>
         <w:tc>
           <w:tcPr>
-            <w:tcW w:type="dxa" w:w="1296"/>
+            <w:tcW w:type="dxa" w:w="1440"/>
             <w:vAlign w:val="center"/>
             <w:tcMar>
               <w:top w:w="100" w:type="dxa"/>
@@ -10971,13 +11784,13 @@
                 <w:color w:val="000000"/>
                 <w:sz w:val="18"/>
               </w:rPr>
-              <w:t>Hold Violations</w:t>
+              <w:t>Hold Slack (ns)</w:t>
             </w:r>
           </w:p>
         </w:tc>
         <w:tc>
           <w:tcPr>
-            <w:tcW w:type="dxa" w:w="1253"/>
+            <w:tcW w:type="dxa" w:w="1685"/>
             <w:vAlign w:val="center"/>
             <w:tcMar>
               <w:top w:w="100" w:type="dxa"/>
@@ -11011,7 +11824,7 @@
         </w:trPr>
         <w:tc>
           <w:tcPr>
-            <w:tcW w:type="dxa" w:w="2592"/>
+            <w:tcW w:type="dxa" w:w="2304"/>
             <w:vAlign w:val="center"/>
             <w:tcMar>
               <w:top w:w="75" w:type="dxa"/>
@@ -11038,7 +11851,7 @@
         </w:tc>
         <w:tc>
           <w:tcPr>
-            <w:tcW w:type="dxa" w:w="2592"/>
+            <w:tcW w:type="dxa" w:w="2160"/>
             <w:vAlign w:val="center"/>
             <w:tcMar>
               <w:top w:w="75" w:type="dxa"/>
@@ -11065,7 +11878,7 @@
         </w:tc>
         <w:tc>
           <w:tcPr>
-            <w:tcW w:type="dxa" w:w="1296"/>
+            <w:tcW w:type="dxa" w:w="1440"/>
             <w:vAlign w:val="center"/>
             <w:tcMar>
               <w:top w:w="75" w:type="dxa"/>
@@ -11086,13 +11899,13 @@
                 <w:color w:val="000000"/>
                 <w:sz w:val="18"/>
               </w:rPr>
-              <w:t>0 vi phạm</w:t>
+              <w:t>+4.67 ns</w:t>
             </w:r>
           </w:p>
         </w:tc>
         <w:tc>
           <w:tcPr>
-            <w:tcW w:type="dxa" w:w="1296"/>
+            <w:tcW w:type="dxa" w:w="1440"/>
             <w:vAlign w:val="center"/>
             <w:tcMar>
               <w:top w:w="75" w:type="dxa"/>
@@ -11113,13 +11926,13 @@
                 <w:color w:val="000000"/>
                 <w:sz w:val="18"/>
               </w:rPr>
-              <w:t>0 vi phạm</w:t>
+              <w:t>+0.58 ns</w:t>
             </w:r>
           </w:p>
         </w:tc>
         <w:tc>
           <w:tcPr>
-            <w:tcW w:type="dxa" w:w="1253"/>
+            <w:tcW w:type="dxa" w:w="1685"/>
             <w:vAlign w:val="center"/>
             <w:tcMar>
               <w:top w:w="75" w:type="dxa"/>
@@ -11151,7 +11964,7 @@
         </w:trPr>
         <w:tc>
           <w:tcPr>
-            <w:tcW w:type="dxa" w:w="2592"/>
+            <w:tcW w:type="dxa" w:w="2304"/>
             <w:vAlign w:val="center"/>
             <w:tcMar>
               <w:top w:w="75" w:type="dxa"/>
@@ -11177,7 +11990,7 @@
         </w:tc>
         <w:tc>
           <w:tcPr>
-            <w:tcW w:type="dxa" w:w="2592"/>
+            <w:tcW w:type="dxa" w:w="2160"/>
             <w:vAlign w:val="center"/>
             <w:tcMar>
               <w:top w:w="75" w:type="dxa"/>
@@ -11203,7 +12016,7 @@
         </w:tc>
         <w:tc>
           <w:tcPr>
-            <w:tcW w:type="dxa" w:w="1296"/>
+            <w:tcW w:type="dxa" w:w="1440"/>
             <w:vAlign w:val="center"/>
             <w:tcMar>
               <w:top w:w="75" w:type="dxa"/>
@@ -11223,13 +12036,13 @@
                 <w:color w:val="000000"/>
                 <w:sz w:val="18"/>
               </w:rPr>
-              <w:t>0 vi phạm</w:t>
+              <w:t>+1.99 ns</w:t>
             </w:r>
           </w:p>
         </w:tc>
         <w:tc>
           <w:tcPr>
-            <w:tcW w:type="dxa" w:w="1296"/>
+            <w:tcW w:type="dxa" w:w="1440"/>
             <w:vAlign w:val="center"/>
             <w:tcMar>
               <w:top w:w="75" w:type="dxa"/>
@@ -11249,13 +12062,13 @@
                 <w:color w:val="000000"/>
                 <w:sz w:val="18"/>
               </w:rPr>
-              <w:t>0 vi phạm</w:t>
+              <w:t>+0.90 ns</w:t>
             </w:r>
           </w:p>
         </w:tc>
         <w:tc>
           <w:tcPr>
-            <w:tcW w:type="dxa" w:w="1253"/>
+            <w:tcW w:type="dxa" w:w="1685"/>
             <w:vAlign w:val="center"/>
             <w:tcMar>
               <w:top w:w="75" w:type="dxa"/>
@@ -11286,7 +12099,7 @@
         </w:trPr>
         <w:tc>
           <w:tcPr>
-            <w:tcW w:type="dxa" w:w="2592"/>
+            <w:tcW w:type="dxa" w:w="2304"/>
             <w:vAlign w:val="center"/>
             <w:tcMar>
               <w:top w:w="75" w:type="dxa"/>
@@ -11313,7 +12126,7 @@
         </w:tc>
         <w:tc>
           <w:tcPr>
-            <w:tcW w:type="dxa" w:w="2592"/>
+            <w:tcW w:type="dxa" w:w="2160"/>
             <w:vAlign w:val="center"/>
             <w:tcMar>
               <w:top w:w="75" w:type="dxa"/>
@@ -11340,7 +12153,7 @@
         </w:tc>
         <w:tc>
           <w:tcPr>
-            <w:tcW w:type="dxa" w:w="1296"/>
+            <w:tcW w:type="dxa" w:w="1440"/>
             <w:vAlign w:val="center"/>
             <w:tcMar>
               <w:top w:w="75" w:type="dxa"/>
@@ -11361,13 +12174,13 @@
                 <w:color w:val="000000"/>
                 <w:sz w:val="18"/>
               </w:rPr>
-              <w:t>0 vi phạm</w:t>
+              <w:t>+5.73 ns</w:t>
             </w:r>
           </w:p>
         </w:tc>
         <w:tc>
           <w:tcPr>
-            <w:tcW w:type="dxa" w:w="1296"/>
+            <w:tcW w:type="dxa" w:w="1440"/>
             <w:vAlign w:val="center"/>
             <w:tcMar>
               <w:top w:w="75" w:type="dxa"/>
@@ -11388,13 +12201,13 @@
                 <w:color w:val="000000"/>
                 <w:sz w:val="18"/>
               </w:rPr>
-              <w:t>0 vi phạm</w:t>
+              <w:t>+0.28 ns</w:t>
             </w:r>
           </w:p>
         </w:tc>
         <w:tc>
           <w:tcPr>
-            <w:tcW w:type="dxa" w:w="1253"/>
+            <w:tcW w:type="dxa" w:w="1685"/>
             <w:vAlign w:val="center"/>
             <w:tcMar>
               <w:top w:w="75" w:type="dxa"/>
@@ -11426,7 +12239,7 @@
         </w:trPr>
         <w:tc>
           <w:tcPr>
-            <w:tcW w:type="dxa" w:w="2592"/>
+            <w:tcW w:type="dxa" w:w="2304"/>
             <w:vAlign w:val="center"/>
             <w:tcMar>
               <w:top w:w="75" w:type="dxa"/>
@@ -11452,7 +12265,7 @@
         </w:tc>
         <w:tc>
           <w:tcPr>
-            <w:tcW w:type="dxa" w:w="2592"/>
+            <w:tcW w:type="dxa" w:w="2160"/>
             <w:vAlign w:val="center"/>
             <w:tcMar>
               <w:top w:w="75" w:type="dxa"/>
@@ -11478,7 +12291,7 @@
         </w:tc>
         <w:tc>
           <w:tcPr>
-            <w:tcW w:type="dxa" w:w="1296"/>
+            <w:tcW w:type="dxa" w:w="1440"/>
             <w:vAlign w:val="center"/>
             <w:tcMar>
               <w:top w:w="75" w:type="dxa"/>
@@ -11498,13 +12311,13 @@
                 <w:color w:val="000000"/>
                 <w:sz w:val="18"/>
               </w:rPr>
-              <w:t>0 vi phạm</w:t>
+              <w:t>+4.77 ns</w:t>
             </w:r>
           </w:p>
         </w:tc>
         <w:tc>
           <w:tcPr>
-            <w:tcW w:type="dxa" w:w="1296"/>
+            <w:tcW w:type="dxa" w:w="1440"/>
             <w:vAlign w:val="center"/>
             <w:tcMar>
               <w:top w:w="75" w:type="dxa"/>
@@ -11524,13 +12337,13 @@
                 <w:color w:val="000000"/>
                 <w:sz w:val="18"/>
               </w:rPr>
-              <w:t>0 vi phạm</w:t>
+              <w:t>+0.57 ns</w:t>
             </w:r>
           </w:p>
         </w:tc>
         <w:tc>
           <w:tcPr>
-            <w:tcW w:type="dxa" w:w="1253"/>
+            <w:tcW w:type="dxa" w:w="1685"/>
             <w:vAlign w:val="center"/>
             <w:tcMar>
               <w:top w:w="75" w:type="dxa"/>
@@ -11561,7 +12374,7 @@
         </w:trPr>
         <w:tc>
           <w:tcPr>
-            <w:tcW w:type="dxa" w:w="2592"/>
+            <w:tcW w:type="dxa" w:w="2304"/>
             <w:vAlign w:val="center"/>
             <w:tcMar>
               <w:top w:w="75" w:type="dxa"/>
@@ -11588,7 +12401,7 @@
         </w:tc>
         <w:tc>
           <w:tcPr>
-            <w:tcW w:type="dxa" w:w="2592"/>
+            <w:tcW w:type="dxa" w:w="2160"/>
             <w:vAlign w:val="center"/>
             <w:tcMar>
               <w:top w:w="75" w:type="dxa"/>
@@ -11615,7 +12428,7 @@
         </w:tc>
         <w:tc>
           <w:tcPr>
-            <w:tcW w:type="dxa" w:w="1296"/>
+            <w:tcW w:type="dxa" w:w="1440"/>
             <w:vAlign w:val="center"/>
             <w:tcMar>
               <w:top w:w="75" w:type="dxa"/>
@@ -11636,13 +12449,13 @@
                 <w:color w:val="000000"/>
                 <w:sz w:val="18"/>
               </w:rPr>
-              <w:t>0 vi phạm</w:t>
+              <w:t>+2.16 ns</w:t>
             </w:r>
           </w:p>
         </w:tc>
         <w:tc>
           <w:tcPr>
-            <w:tcW w:type="dxa" w:w="1296"/>
+            <w:tcW w:type="dxa" w:w="1440"/>
             <w:vAlign w:val="center"/>
             <w:tcMar>
               <w:top w:w="75" w:type="dxa"/>
@@ -11663,13 +12476,13 @@
                 <w:color w:val="000000"/>
                 <w:sz w:val="18"/>
               </w:rPr>
-              <w:t>0 vi phạm</w:t>
+              <w:t>+1.07 ns</w:t>
             </w:r>
           </w:p>
         </w:tc>
         <w:tc>
           <w:tcPr>
-            <w:tcW w:type="dxa" w:w="1253"/>
+            <w:tcW w:type="dxa" w:w="1685"/>
             <w:vAlign w:val="center"/>
             <w:tcMar>
               <w:top w:w="75" w:type="dxa"/>
@@ -11701,7 +12514,7 @@
         </w:trPr>
         <w:tc>
           <w:tcPr>
-            <w:tcW w:type="dxa" w:w="2592"/>
+            <w:tcW w:type="dxa" w:w="2304"/>
             <w:vAlign w:val="center"/>
             <w:tcMar>
               <w:top w:w="75" w:type="dxa"/>
@@ -11727,7 +12540,7 @@
         </w:tc>
         <w:tc>
           <w:tcPr>
-            <w:tcW w:type="dxa" w:w="2592"/>
+            <w:tcW w:type="dxa" w:w="2160"/>
             <w:vAlign w:val="center"/>
             <w:tcMar>
               <w:top w:w="75" w:type="dxa"/>
@@ -11753,7 +12566,7 @@
         </w:tc>
         <w:tc>
           <w:tcPr>
-            <w:tcW w:type="dxa" w:w="1296"/>
+            <w:tcW w:type="dxa" w:w="1440"/>
             <w:vAlign w:val="center"/>
             <w:tcMar>
               <w:top w:w="75" w:type="dxa"/>
@@ -11773,13 +12586,13 @@
                 <w:color w:val="000000"/>
                 <w:sz w:val="18"/>
               </w:rPr>
-              <w:t>0 vi phạm</w:t>
+              <w:t>+5.80 ns</w:t>
             </w:r>
           </w:p>
         </w:tc>
         <w:tc>
           <w:tcPr>
-            <w:tcW w:type="dxa" w:w="1296"/>
+            <w:tcW w:type="dxa" w:w="1440"/>
             <w:vAlign w:val="center"/>
             <w:tcMar>
               <w:top w:w="75" w:type="dxa"/>
@@ -11799,13 +12612,13 @@
                 <w:color w:val="000000"/>
                 <w:sz w:val="18"/>
               </w:rPr>
-              <w:t>0 vi phạm</w:t>
+              <w:t>+0.27 ns</w:t>
             </w:r>
           </w:p>
         </w:tc>
         <w:tc>
           <w:tcPr>
-            <w:tcW w:type="dxa" w:w="1253"/>
+            <w:tcW w:type="dxa" w:w="1685"/>
             <w:vAlign w:val="center"/>
             <w:tcMar>
               <w:top w:w="75" w:type="dxa"/>
@@ -11836,7 +12649,7 @@
         </w:trPr>
         <w:tc>
           <w:tcPr>
-            <w:tcW w:type="dxa" w:w="2592"/>
+            <w:tcW w:type="dxa" w:w="2304"/>
             <w:vAlign w:val="center"/>
             <w:tcMar>
               <w:top w:w="75" w:type="dxa"/>
@@ -11863,7 +12676,7 @@
         </w:tc>
         <w:tc>
           <w:tcPr>
-            <w:tcW w:type="dxa" w:w="2592"/>
+            <w:tcW w:type="dxa" w:w="2160"/>
             <w:vAlign w:val="center"/>
             <w:tcMar>
               <w:top w:w="75" w:type="dxa"/>
@@ -11890,7 +12703,7 @@
         </w:tc>
         <w:tc>
           <w:tcPr>
-            <w:tcW w:type="dxa" w:w="1296"/>
+            <w:tcW w:type="dxa" w:w="1440"/>
             <w:vAlign w:val="center"/>
             <w:tcMar>
               <w:top w:w="75" w:type="dxa"/>
@@ -11911,13 +12724,13 @@
                 <w:color w:val="000000"/>
                 <w:sz w:val="18"/>
               </w:rPr>
-              <w:t>0 vi phạm</w:t>
+              <w:t>+4.58 ns</w:t>
             </w:r>
           </w:p>
         </w:tc>
         <w:tc>
           <w:tcPr>
-            <w:tcW w:type="dxa" w:w="1296"/>
+            <w:tcW w:type="dxa" w:w="1440"/>
             <w:vAlign w:val="center"/>
             <w:tcMar>
               <w:top w:w="75" w:type="dxa"/>
@@ -11938,13 +12751,13 @@
                 <w:color w:val="000000"/>
                 <w:sz w:val="18"/>
               </w:rPr>
-              <w:t>0 vi phạm</w:t>
+              <w:t>+0.58 ns</w:t>
             </w:r>
           </w:p>
         </w:tc>
         <w:tc>
           <w:tcPr>
-            <w:tcW w:type="dxa" w:w="1253"/>
+            <w:tcW w:type="dxa" w:w="1685"/>
             <w:vAlign w:val="center"/>
             <w:tcMar>
               <w:top w:w="75" w:type="dxa"/>
@@ -11976,7 +12789,7 @@
         </w:trPr>
         <w:tc>
           <w:tcPr>
-            <w:tcW w:type="dxa" w:w="2592"/>
+            <w:tcW w:type="dxa" w:w="2304"/>
             <w:vAlign w:val="center"/>
             <w:tcMar>
               <w:top w:w="75" w:type="dxa"/>
@@ -12002,7 +12815,7 @@
         </w:tc>
         <w:tc>
           <w:tcPr>
-            <w:tcW w:type="dxa" w:w="2592"/>
+            <w:tcW w:type="dxa" w:w="2160"/>
             <w:vAlign w:val="center"/>
             <w:tcMar>
               <w:top w:w="75" w:type="dxa"/>
@@ -12028,7 +12841,7 @@
         </w:tc>
         <w:tc>
           <w:tcPr>
-            <w:tcW w:type="dxa" w:w="1296"/>
+            <w:tcW w:type="dxa" w:w="1440"/>
             <w:vAlign w:val="center"/>
             <w:tcMar>
               <w:top w:w="75" w:type="dxa"/>
@@ -12048,13 +12861,13 @@
                 <w:color w:val="000000"/>
                 <w:sz w:val="18"/>
               </w:rPr>
-              <w:t>0 vi phạm</w:t>
+              <w:t>+1.84 ns</w:t>
             </w:r>
           </w:p>
         </w:tc>
         <w:tc>
           <w:tcPr>
-            <w:tcW w:type="dxa" w:w="1296"/>
+            <w:tcW w:type="dxa" w:w="1440"/>
             <w:vAlign w:val="center"/>
             <w:tcMar>
               <w:top w:w="75" w:type="dxa"/>
@@ -12074,13 +12887,13 @@
                 <w:color w:val="000000"/>
                 <w:sz w:val="18"/>
               </w:rPr>
-              <w:t>0 vi phạm</w:t>
+              <w:t>+0.74 ns</w:t>
             </w:r>
           </w:p>
         </w:tc>
         <w:tc>
           <w:tcPr>
-            <w:tcW w:type="dxa" w:w="1253"/>
+            <w:tcW w:type="dxa" w:w="1685"/>
             <w:vAlign w:val="center"/>
             <w:tcMar>
               <w:top w:w="75" w:type="dxa"/>
@@ -12111,7 +12924,7 @@
         </w:trPr>
         <w:tc>
           <w:tcPr>
-            <w:tcW w:type="dxa" w:w="2592"/>
+            <w:tcW w:type="dxa" w:w="2304"/>
             <w:vAlign w:val="center"/>
             <w:tcMar>
               <w:top w:w="75" w:type="dxa"/>
@@ -12138,7 +12951,7 @@
         </w:tc>
         <w:tc>
           <w:tcPr>
-            <w:tcW w:type="dxa" w:w="2592"/>
+            <w:tcW w:type="dxa" w:w="2160"/>
             <w:vAlign w:val="center"/>
             <w:tcMar>
               <w:top w:w="75" w:type="dxa"/>
@@ -12165,7 +12978,7 @@
         </w:tc>
         <w:tc>
           <w:tcPr>
-            <w:tcW w:type="dxa" w:w="1296"/>
+            <w:tcW w:type="dxa" w:w="1440"/>
             <w:vAlign w:val="center"/>
             <w:tcMar>
               <w:top w:w="75" w:type="dxa"/>
@@ -12186,13 +12999,13 @@
                 <w:color w:val="000000"/>
                 <w:sz w:val="18"/>
               </w:rPr>
-              <w:t>0 vi phạm</w:t>
+              <w:t>+5.66 ns</w:t>
             </w:r>
           </w:p>
         </w:tc>
         <w:tc>
           <w:tcPr>
-            <w:tcW w:type="dxa" w:w="1296"/>
+            <w:tcW w:type="dxa" w:w="1440"/>
             <w:vAlign w:val="center"/>
             <w:tcMar>
               <w:top w:w="75" w:type="dxa"/>
@@ -12213,13 +13026,13 @@
                 <w:color w:val="000000"/>
                 <w:sz w:val="18"/>
               </w:rPr>
-              <w:t>0 vi phạm</w:t>
+              <w:t>+0.28 ns</w:t>
             </w:r>
           </w:p>
         </w:tc>
         <w:tc>
           <w:tcPr>
-            <w:tcW w:type="dxa" w:w="1253"/>
+            <w:tcW w:type="dxa" w:w="1685"/>
             <w:vAlign w:val="center"/>
             <w:tcMar>
               <w:top w:w="75" w:type="dxa"/>
@@ -12317,7 +13130,7 @@
           <w:color w:val="000000"/>
           <w:sz w:val="22"/>
         </w:rPr>
-        <w:t>Điện áp danh định 1.80 V, độ sụt áp trung bình chỉ 0.0733 mV, độ sụt áp xấu nhất chỉ 0.739 mV (Tương ứng mức sụt áp cực nhỏ: 0.04%).</w:t>
+        <w:t>Điện áp danh định 1.80 V, độ sụt áp trung bình chỉ 0.0726 mV, độ sụt áp xấu nhất chỉ 0.771 mV (Tương ứng mức sụt áp cực nhỏ: 0.043%).</w:t>
       </w:r>
     </w:p>
     <w:p>
@@ -12343,7 +13156,7 @@
           <w:color w:val="000000"/>
           <w:sz w:val="22"/>
         </w:rPr>
-        <w:t>Điện áp danh định 0.00 V, điện thế đất xấu nhất chỉ 0.648 mV (Tương ứng mức biến động cực nhỏ: 0.04%).</w:t>
+        <w:t>Điện áp danh định 0.00 V, điện thế đất xấu nhất chỉ 0.589 mV (Tương ứng mức biến động cực nhỏ: 0.033%).</w:t>
       </w:r>
     </w:p>
     <w:p>
@@ -12359,7 +13172,7 @@
           <w:color w:val="000000"/>
           <w:sz w:val="22"/>
         </w:rPr>
-        <w:t>Kết quả trên khẳng định mạng lưới nguồn kim loại trên các lớp met4 và met5 được thiết kế cực kỳ vững chắc, đảm bảo nguồn điện ổn định cho toàn bộ 57,544 thiết bị bán dẫn hoạt động đồng thời.</w:t>
+        <w:t>Kết quả trên khẳng định mạng lưới nguồn kim loại trên các lớp met4 và met5 được thiết kế cực kỳ vững chắc, đảm bảo nguồn điện ổn định cho toàn bộ 58,496 thiết bị bán dẫn hoạt động đồng thời.</w:t>
       </w:r>
     </w:p>
     <w:p>
@@ -12653,7 +13466,7 @@
           <w:color w:val="000000"/>
           <w:sz w:val="22"/>
         </w:rPr>
-        <w:t>Trên nền tảng ASIC SkyWater Sky130A với công cụ OpenLane 2, lượt chạy chính thức RUN_2026-09-27_21-51-11 đã đạt chuẩn ký duyệt chế tạo hoàn hảo (Full Tapeout Sign-off Ready): Đạt tuyệt đối 0 vi phạm Antenna, 0 lỗi Magic DRC, 0 lỗi KLayout DRC, Netgen LVS Clean (57,544 devices và 50,028 nets trùng khớp 100%), và đạt chuẩn định thời **MET TIMING** trên cả 9 góc đo công nghệ ở tần số 50 MHz. Bản vẽ layout GDSII hoàn chỉnh khẳng định sự thành công rực rỡ của đề tài, sẵn sàng gửi đi gia công sản xuất thương mại.</w:t>
+        <w:t>Trên nền tảng ASIC SkyWater Sky130A với công cụ OpenLane 2, lượt chạy chính thức RUN_2026-10-02_02-43-19 đã đạt chuẩn ký duyệt chế tạo hoàn hảo (Full Tapeout Sign-off Ready): Đạt tuyệt đối 0 vi phạm Antenna, 0 lỗi Magic DRC, 0 lỗi KLayout DRC, Netgen LVS Clean (58,496 devices và 49,979 nets trùng khớp 100%), và đạt chuẩn định thời **MET TIMING** trên cả 9 góc đo công nghệ ở tần số 50 MHz (Setup Slack +1.84 ns, Hold Slack +0.27 ns). Bản vẽ layout GDSII hoàn chỉnh khẳng định sự thành công rực rỡ của đề tài, sẵn sàng gửi đi gia công sản xuất thương mại.</w:t>
       </w:r>
     </w:p>
     <w:sectPr>

--- a/rdm6300-picorv32-rom-data/document/temp/Bao_Cao_Do_An_RDM6300_PicoRV32_SoC.docx
+++ b/rdm6300-picorv32-rom-data/document/temp/Bao_Cao_Do_An_RDM6300_PicoRV32_SoC.docx
@@ -181,7 +181,7 @@
           <w:color w:val="3C3C3C"/>
           <w:sz w:val="19"/>
         </w:rPr>
-        <w:t>Kho lưu trữ mã nguồn mở: github.com/thaituanhiep/uart-fifo-rfid-asic</w:t>
+        <w:t>Kho lưu trữ mã nguồn mở: https://github.com/thaituanhiep/uart-fifo-rfid-asic/tree/rfid_flash_firmware_optimize</w:t>
       </w:r>
     </w:p>
     <w:p>
@@ -3080,7 +3080,7 @@
       <w:r>
         <w:drawing>
           <wp:inline xmlns:a="http://schemas.openxmlformats.org/drawingml/2006/main" xmlns:pic="http://schemas.openxmlformats.org/drawingml/2006/picture">
-            <wp:extent cx="5486400" cy="3194613"/>
+            <wp:extent cx="5486400" cy="3150232"/>
             <wp:docPr id="1" name="Picture 1"/>
             <wp:cNvGraphicFramePr>
               <a:graphicFrameLocks noChangeAspect="1"/>
@@ -3101,7 +3101,7 @@
                   <pic:spPr>
                     <a:xfrm>
                       <a:off x="0" y="0"/>
-                      <a:ext cx="5486400" cy="3194613"/>
+                      <a:ext cx="5486400" cy="3150232"/>
                     </a:xfrm>
                     <a:prstGeom prst="rect"/>
                   </pic:spPr>
